--- a/public/PERSONNEL REQUISITION FORM -  نموذج طلب توظيف.docx
+++ b/public/PERSONNEL REQUISITION FORM -  نموذج طلب توظيف.docx
@@ -26,9 +26,12 @@
       <w:tblGrid>
         <w:gridCol w:w="1952"/>
         <w:gridCol w:w="648"/>
-        <w:gridCol w:w="2785"/>
-        <w:gridCol w:w="285"/>
-        <w:gridCol w:w="2500"/>
+        <w:gridCol w:w="92"/>
+        <w:gridCol w:w="2693"/>
+        <w:gridCol w:w="257"/>
+        <w:gridCol w:w="28"/>
+        <w:gridCol w:w="2407"/>
+        <w:gridCol w:w="93"/>
         <w:gridCol w:w="1162"/>
         <w:gridCol w:w="1438"/>
       </w:tblGrid>
@@ -59,7 +62,6 @@
           <w:p>
             <w:r>
               <w:rPr>
-                <w:rFonts w:cs="Readex Pro Light"/>
                 <w:color w:val="000000"/>
               </w:rPr>
               <w:t>Form Reference:</w:t>
@@ -69,7 +71,7 @@
         <w:tc>
           <w:tcPr>
             <w:tcW w:w="5570" w:type="dxa"/>
-            <w:gridSpan w:val="3"/>
+            <w:gridSpan w:val="6"/>
             <w:tcBorders>
               <w:top w:val="single" w:sz="2" w:space="0" w:color="AB794F"/>
               <w:left w:val="nil"/>
@@ -129,7 +131,6 @@
             </w:pPr>
             <w:r>
               <w:rPr>
-                <w:rFonts w:ascii="Montserrat" w:hAnsi="Montserrat"/>
                 <w:color w:val="000000"/>
                 <w:rtl/>
               </w:rPr>
@@ -147,7 +148,7 @@
         <w:tc>
           <w:tcPr>
             <w:tcW w:w="5670" w:type="dxa"/>
-            <w:gridSpan w:val="4"/>
+            <w:gridSpan w:val="6"/>
             <w:tcBorders>
               <w:top w:val="nil"/>
               <w:left w:val="nil"/>
@@ -166,7 +167,6 @@
           <w:p>
             <w:r>
               <w:rPr>
-                <w:rFonts w:cs="Readex Pro Light"/>
                 <w:b/>
                 <w:bCs/>
                 <w:color w:val="FFFFFF"/>
@@ -177,7 +177,6 @@
             </w:r>
             <w:r>
               <w:rPr>
-                <w:rFonts w:cs="Readex Pro Light"/>
                 <w:b/>
                 <w:bCs/>
                 <w:color w:val="FFFFFF"/>
@@ -191,7 +190,7 @@
         <w:tc>
           <w:tcPr>
             <w:tcW w:w="5100" w:type="dxa"/>
-            <w:gridSpan w:val="3"/>
+            <w:gridSpan w:val="4"/>
             <w:tcBorders>
               <w:top w:val="nil"/>
               <w:left w:val="nil"/>
@@ -213,7 +212,6 @@
             </w:pPr>
             <w:r>
               <w:rPr>
-                <w:rFonts w:ascii="Montserrat" w:hAnsi="Montserrat"/>
                 <w:b/>
                 <w:bCs/>
                 <w:color w:val="FFFFFF"/>
@@ -225,7 +223,6 @@
             </w:r>
             <w:r>
               <w:rPr>
-                <w:rFonts w:ascii="Montserrat" w:hAnsi="Montserrat"/>
                 <w:b/>
                 <w:bCs/>
                 <w:color w:val="FFFFFF"/>
@@ -265,7 +262,6 @@
           <w:p>
             <w:r>
               <w:rPr>
-                <w:rFonts w:cs="Readex Pro Light"/>
                 <w:color w:val="000000"/>
               </w:rPr>
               <w:t>Date Requested:</w:t>
@@ -275,7 +271,7 @@
         <w:tc>
           <w:tcPr>
             <w:tcW w:w="5570" w:type="dxa"/>
-            <w:gridSpan w:val="3"/>
+            <w:gridSpan w:val="6"/>
             <w:tcBorders>
               <w:top w:val="nil"/>
               <w:left w:val="nil"/>
@@ -296,7 +292,6 @@
             </w:pPr>
             <w:r>
               <w:rPr>
-                <w:rFonts w:cs="Readex Pro Light"/>
                 <w:color w:val="000000"/>
               </w:rPr>
               <w:t>20____/____/____</w:t>
@@ -327,11 +322,16 @@
             </w:pPr>
             <w:r>
               <w:rPr>
-                <w:rFonts w:ascii="Montserrat" w:hAnsi="Montserrat"/>
                 <w:color w:val="000000"/>
                 <w:rtl/>
               </w:rPr>
               <w:t xml:space="preserve"> تاريخ الطلب</w:t>
+            </w:r>
+            <w:r>
+              <w:rPr>
+                <w:color w:val="000000"/>
+              </w:rPr>
+              <w:t>:</w:t>
             </w:r>
           </w:p>
         </w:tc>
@@ -344,8 +344,8 @@
         </w:trPr>
         <w:tc>
           <w:tcPr>
-            <w:tcW w:w="2600" w:type="dxa"/>
-            <w:gridSpan w:val="2"/>
+            <w:tcW w:w="2692" w:type="dxa"/>
+            <w:gridSpan w:val="3"/>
             <w:tcBorders>
               <w:top w:val="single" w:sz="2" w:space="0" w:color="AB794F"/>
               <w:left w:val="nil"/>
@@ -363,7 +363,6 @@
           <w:p>
             <w:r>
               <w:rPr>
-                <w:rFonts w:cs="Readex Pro Light"/>
                 <w:color w:val="000000"/>
               </w:rPr>
               <w:t>Position Title:</w:t>
@@ -372,8 +371,1132 @@
         </w:tc>
         <w:tc>
           <w:tcPr>
+            <w:tcW w:w="2693" w:type="dxa"/>
+            <w:tcBorders>
+              <w:top w:val="single" w:sz="2" w:space="0" w:color="AB794F"/>
+              <w:left w:val="nil"/>
+              <w:bottom w:val="single" w:sz="2" w:space="0" w:color="AB794F"/>
+              <w:right w:val="nil"/>
+            </w:tcBorders>
+            <w:vAlign w:val="center"/>
+          </w:tcPr>
+          <w:p>
+            <w:pPr>
+              <w:bidi/>
+              <w:jc w:val="center"/>
+            </w:pPr>
+          </w:p>
+        </w:tc>
+        <w:tc>
+          <w:tcPr>
+            <w:tcW w:w="2692" w:type="dxa"/>
+            <w:gridSpan w:val="3"/>
+            <w:tcBorders>
+              <w:top w:val="single" w:sz="2" w:space="0" w:color="AB794F"/>
+              <w:left w:val="nil"/>
+              <w:bottom w:val="single" w:sz="2" w:space="0" w:color="AB794F"/>
+              <w:right w:val="nil"/>
+            </w:tcBorders>
+            <w:vAlign w:val="center"/>
+          </w:tcPr>
+          <w:p>
+            <w:pPr>
+              <w:bidi/>
+              <w:jc w:val="center"/>
+              <w:rPr>
+                <w:rFonts w:ascii="Readex Pro Light" w:hAnsi="Readex Pro Light"/>
+              </w:rPr>
+            </w:pPr>
+          </w:p>
+        </w:tc>
+        <w:tc>
+          <w:tcPr>
+            <w:tcW w:w="2693" w:type="dxa"/>
+            <w:gridSpan w:val="3"/>
+            <w:tcBorders>
+              <w:top w:val="single" w:sz="2" w:space="0" w:color="AB794F"/>
+              <w:left w:val="nil"/>
+              <w:bottom w:val="single" w:sz="2" w:space="0" w:color="AB794F"/>
+              <w:right w:val="nil"/>
+            </w:tcBorders>
+            <w:vAlign w:val="center"/>
+          </w:tcPr>
+          <w:p>
+            <w:pPr>
+              <w:bidi/>
+            </w:pPr>
+            <w:r>
+              <w:rPr>
+                <w:color w:val="000000"/>
+                <w:rtl/>
+              </w:rPr>
+              <w:t xml:space="preserve"> المسمى الوظيفي</w:t>
+            </w:r>
+            <w:r>
+              <w:rPr>
+                <w:color w:val="000000"/>
+              </w:rPr>
+              <w:t>:</w:t>
+            </w:r>
+          </w:p>
+        </w:tc>
+      </w:tr>
+      <w:tr>
+        <w:trPr>
+          <w:cantSplit/>
+          <w:trHeight w:val="400"/>
+          <w:jc w:val="center"/>
+        </w:trPr>
+        <w:tc>
+          <w:tcPr>
+            <w:tcW w:w="2600" w:type="dxa"/>
+            <w:gridSpan w:val="2"/>
+            <w:tcBorders>
+              <w:top w:val="single" w:sz="2" w:space="0" w:color="AB794F"/>
+              <w:left w:val="nil"/>
+              <w:bottom w:val="single" w:sz="2" w:space="0" w:color="AB794F"/>
+              <w:right w:val="nil"/>
+            </w:tcBorders>
+            <w:tcMar>
+              <w:top w:w="20" w:type="dxa"/>
+              <w:left w:w="80" w:type="dxa"/>
+              <w:bottom w:w="20" w:type="dxa"/>
+              <w:right w:w="80" w:type="dxa"/>
+            </w:tcMar>
+            <w:vAlign w:val="center"/>
+          </w:tcPr>
+          <w:p>
+            <w:r>
+              <w:rPr>
+                <w:color w:val="000000"/>
+              </w:rPr>
+              <w:t>No. of Positions Required:</w:t>
+            </w:r>
+          </w:p>
+        </w:tc>
+        <w:tc>
+          <w:tcPr>
             <w:tcW w:w="5570" w:type="dxa"/>
+            <w:gridSpan w:val="6"/>
+            <w:tcBorders>
+              <w:top w:val="single" w:sz="2" w:space="0" w:color="AB794F"/>
+              <w:left w:val="nil"/>
+              <w:bottom w:val="single" w:sz="2" w:space="0" w:color="AB794F"/>
+              <w:right w:val="nil"/>
+            </w:tcBorders>
+            <w:tcMar>
+              <w:top w:w="20" w:type="dxa"/>
+              <w:left w:w="80" w:type="dxa"/>
+              <w:bottom w:w="20" w:type="dxa"/>
+              <w:right w:w="80" w:type="dxa"/>
+            </w:tcMar>
+            <w:vAlign w:val="center"/>
+          </w:tcPr>
+          <w:p>
+            <w:pPr>
+              <w:jc w:val="center"/>
+            </w:pPr>
+          </w:p>
+        </w:tc>
+        <w:tc>
+          <w:tcPr>
+            <w:tcW w:w="2600" w:type="dxa"/>
+            <w:gridSpan w:val="2"/>
+            <w:tcBorders>
+              <w:top w:val="single" w:sz="2" w:space="0" w:color="AB794F"/>
+              <w:left w:val="nil"/>
+              <w:bottom w:val="single" w:sz="2" w:space="0" w:color="AB794F"/>
+              <w:right w:val="nil"/>
+            </w:tcBorders>
+            <w:tcMar>
+              <w:top w:w="20" w:type="dxa"/>
+              <w:left w:w="80" w:type="dxa"/>
+              <w:bottom w:w="20" w:type="dxa"/>
+              <w:right w:w="80" w:type="dxa"/>
+            </w:tcMar>
+            <w:vAlign w:val="center"/>
+          </w:tcPr>
+          <w:p>
+            <w:pPr>
+              <w:bidi/>
+            </w:pPr>
+            <w:r>
+              <w:rPr>
+                <w:color w:val="000000"/>
+                <w:rtl/>
+              </w:rPr>
+              <w:t xml:space="preserve"> عدد الموظفين المطلوبين:</w:t>
+            </w:r>
+          </w:p>
+        </w:tc>
+      </w:tr>
+      <w:tr>
+        <w:trPr>
+          <w:cantSplit/>
+          <w:trHeight w:val="400"/>
+          <w:jc w:val="center"/>
+        </w:trPr>
+        <w:tc>
+          <w:tcPr>
+            <w:tcW w:w="2692" w:type="dxa"/>
             <w:gridSpan w:val="3"/>
+            <w:tcBorders>
+              <w:top w:val="single" w:sz="2" w:space="0" w:color="AB794F"/>
+              <w:left w:val="nil"/>
+              <w:bottom w:val="single" w:sz="2" w:space="0" w:color="AB794F"/>
+            </w:tcBorders>
+            <w:tcMar>
+              <w:top w:w="20" w:type="dxa"/>
+              <w:left w:w="80" w:type="dxa"/>
+              <w:bottom w:w="20" w:type="dxa"/>
+              <w:right w:w="80" w:type="dxa"/>
+            </w:tcMar>
+            <w:vAlign w:val="center"/>
+          </w:tcPr>
+          <w:p>
+            <w:r>
+              <w:rPr>
+                <w:color w:val="000000"/>
+              </w:rPr>
+              <w:t>Division:</w:t>
+            </w:r>
+          </w:p>
+        </w:tc>
+        <w:tc>
+          <w:tcPr>
+            <w:tcW w:w="2693" w:type="dxa"/>
+            <w:tcBorders>
+              <w:top w:val="single" w:sz="2" w:space="0" w:color="AB794F"/>
+              <w:left w:val="nil"/>
+              <w:bottom w:val="single" w:sz="2" w:space="0" w:color="AB794F"/>
+            </w:tcBorders>
+            <w:vAlign w:val="center"/>
+          </w:tcPr>
+          <w:p>
+            <w:pPr>
+              <w:bidi/>
+              <w:jc w:val="center"/>
+            </w:pPr>
+          </w:p>
+        </w:tc>
+        <w:tc>
+          <w:tcPr>
+            <w:tcW w:w="2692" w:type="dxa"/>
+            <w:gridSpan w:val="3"/>
+            <w:tcBorders>
+              <w:top w:val="single" w:sz="2" w:space="0" w:color="AB794F"/>
+              <w:left w:val="nil"/>
+              <w:bottom w:val="single" w:sz="2" w:space="0" w:color="AB794F"/>
+            </w:tcBorders>
+            <w:vAlign w:val="center"/>
+          </w:tcPr>
+          <w:p>
+            <w:pPr>
+              <w:bidi/>
+              <w:jc w:val="center"/>
+              <w:rPr>
+                <w:rFonts w:ascii="Readex Pro Light" w:hAnsi="Readex Pro Light"/>
+              </w:rPr>
+            </w:pPr>
+          </w:p>
+        </w:tc>
+        <w:tc>
+          <w:tcPr>
+            <w:tcW w:w="2693" w:type="dxa"/>
+            <w:gridSpan w:val="3"/>
+            <w:tcBorders>
+              <w:top w:val="single" w:sz="2" w:space="0" w:color="AB794F"/>
+              <w:left w:val="nil"/>
+              <w:bottom w:val="single" w:sz="2" w:space="0" w:color="AB794F"/>
+            </w:tcBorders>
+            <w:vAlign w:val="center"/>
+          </w:tcPr>
+          <w:p>
+            <w:pPr>
+              <w:bidi/>
+            </w:pPr>
+            <w:r>
+              <w:rPr>
+                <w:color w:val="000000"/>
+                <w:rtl/>
+              </w:rPr>
+              <w:t>الإدارة</w:t>
+            </w:r>
+            <w:r>
+              <w:rPr>
+                <w:color w:val="000000"/>
+              </w:rPr>
+              <w:t>:</w:t>
+            </w:r>
+          </w:p>
+        </w:tc>
+      </w:tr>
+      <w:tr>
+        <w:trPr>
+          <w:cantSplit/>
+          <w:trHeight w:val="400"/>
+          <w:jc w:val="center"/>
+        </w:trPr>
+        <w:tc>
+          <w:tcPr>
+            <w:tcW w:w="2692" w:type="dxa"/>
+            <w:gridSpan w:val="3"/>
+            <w:tcBorders>
+              <w:top w:val="single" w:sz="2" w:space="0" w:color="AB794F"/>
+              <w:left w:val="nil"/>
+              <w:bottom w:val="single" w:sz="2" w:space="0" w:color="AB794F"/>
+              <w:right w:val="nil"/>
+            </w:tcBorders>
+            <w:tcMar>
+              <w:top w:w="20" w:type="dxa"/>
+              <w:left w:w="80" w:type="dxa"/>
+              <w:bottom w:w="20" w:type="dxa"/>
+              <w:right w:w="80" w:type="dxa"/>
+            </w:tcMar>
+            <w:vAlign w:val="center"/>
+          </w:tcPr>
+          <w:p>
+            <w:r>
+              <w:rPr>
+                <w:color w:val="000000"/>
+              </w:rPr>
+              <w:t>Department:</w:t>
+            </w:r>
+          </w:p>
+        </w:tc>
+        <w:tc>
+          <w:tcPr>
+            <w:tcW w:w="2693" w:type="dxa"/>
+            <w:tcBorders>
+              <w:top w:val="single" w:sz="2" w:space="0" w:color="AB794F"/>
+              <w:left w:val="nil"/>
+              <w:bottom w:val="single" w:sz="2" w:space="0" w:color="AB794F"/>
+              <w:right w:val="nil"/>
+            </w:tcBorders>
+            <w:vAlign w:val="center"/>
+          </w:tcPr>
+          <w:p>
+            <w:pPr>
+              <w:bidi/>
+              <w:jc w:val="center"/>
+            </w:pPr>
+          </w:p>
+        </w:tc>
+        <w:tc>
+          <w:tcPr>
+            <w:tcW w:w="2692" w:type="dxa"/>
+            <w:gridSpan w:val="3"/>
+            <w:tcBorders>
+              <w:top w:val="single" w:sz="2" w:space="0" w:color="AB794F"/>
+              <w:left w:val="nil"/>
+              <w:bottom w:val="single" w:sz="2" w:space="0" w:color="AB794F"/>
+              <w:right w:val="nil"/>
+            </w:tcBorders>
+            <w:vAlign w:val="center"/>
+          </w:tcPr>
+          <w:p>
+            <w:pPr>
+              <w:bidi/>
+              <w:jc w:val="center"/>
+              <w:rPr>
+                <w:rFonts w:ascii="Readex Pro Light" w:hAnsi="Readex Pro Light"/>
+              </w:rPr>
+            </w:pPr>
+          </w:p>
+        </w:tc>
+        <w:tc>
+          <w:tcPr>
+            <w:tcW w:w="2693" w:type="dxa"/>
+            <w:gridSpan w:val="3"/>
+            <w:tcBorders>
+              <w:top w:val="single" w:sz="2" w:space="0" w:color="AB794F"/>
+              <w:left w:val="nil"/>
+              <w:bottom w:val="single" w:sz="2" w:space="0" w:color="AB794F"/>
+              <w:right w:val="nil"/>
+            </w:tcBorders>
+            <w:vAlign w:val="center"/>
+          </w:tcPr>
+          <w:p>
+            <w:pPr>
+              <w:bidi/>
+            </w:pPr>
+            <w:r>
+              <w:rPr>
+                <w:color w:val="000000"/>
+                <w:rtl/>
+              </w:rPr>
+              <w:t>القسم</w:t>
+            </w:r>
+            <w:r>
+              <w:rPr>
+                <w:color w:val="000000"/>
+              </w:rPr>
+              <w:t>:</w:t>
+            </w:r>
+          </w:p>
+        </w:tc>
+      </w:tr>
+      <w:tr>
+        <w:trPr>
+          <w:cantSplit/>
+          <w:trHeight w:val="400"/>
+          <w:jc w:val="center"/>
+        </w:trPr>
+        <w:tc>
+          <w:tcPr>
+            <w:tcW w:w="2692" w:type="dxa"/>
+            <w:gridSpan w:val="3"/>
+            <w:tcBorders>
+              <w:top w:val="single" w:sz="2" w:space="0" w:color="AB794F"/>
+              <w:left w:val="nil"/>
+              <w:bottom w:val="single" w:sz="2" w:space="0" w:color="AB794F"/>
+              <w:right w:val="nil"/>
+            </w:tcBorders>
+            <w:tcMar>
+              <w:top w:w="20" w:type="dxa"/>
+              <w:left w:w="80" w:type="dxa"/>
+              <w:bottom w:w="20" w:type="dxa"/>
+              <w:right w:w="80" w:type="dxa"/>
+            </w:tcMar>
+            <w:vAlign w:val="center"/>
+          </w:tcPr>
+          <w:p>
+            <w:r>
+              <w:rPr>
+                <w:color w:val="000000"/>
+              </w:rPr>
+              <w:t>Reports To:</w:t>
+            </w:r>
+          </w:p>
+        </w:tc>
+        <w:tc>
+          <w:tcPr>
+            <w:tcW w:w="2693" w:type="dxa"/>
+            <w:tcBorders>
+              <w:top w:val="single" w:sz="2" w:space="0" w:color="AB794F"/>
+              <w:left w:val="nil"/>
+              <w:bottom w:val="single" w:sz="2" w:space="0" w:color="AB794F"/>
+              <w:right w:val="nil"/>
+            </w:tcBorders>
+            <w:vAlign w:val="center"/>
+          </w:tcPr>
+          <w:p>
+            <w:pPr>
+              <w:bidi/>
+              <w:jc w:val="center"/>
+            </w:pPr>
+          </w:p>
+        </w:tc>
+        <w:tc>
+          <w:tcPr>
+            <w:tcW w:w="2692" w:type="dxa"/>
+            <w:gridSpan w:val="3"/>
+            <w:tcBorders>
+              <w:top w:val="single" w:sz="2" w:space="0" w:color="AB794F"/>
+              <w:left w:val="nil"/>
+              <w:bottom w:val="single" w:sz="2" w:space="0" w:color="AB794F"/>
+              <w:right w:val="nil"/>
+            </w:tcBorders>
+            <w:vAlign w:val="center"/>
+          </w:tcPr>
+          <w:p>
+            <w:pPr>
+              <w:bidi/>
+              <w:jc w:val="center"/>
+              <w:rPr>
+                <w:rFonts w:ascii="Readex Pro Light" w:hAnsi="Readex Pro Light"/>
+              </w:rPr>
+            </w:pPr>
+          </w:p>
+        </w:tc>
+        <w:tc>
+          <w:tcPr>
+            <w:tcW w:w="2693" w:type="dxa"/>
+            <w:gridSpan w:val="3"/>
+            <w:tcBorders>
+              <w:top w:val="single" w:sz="2" w:space="0" w:color="AB794F"/>
+              <w:left w:val="nil"/>
+              <w:bottom w:val="single" w:sz="2" w:space="0" w:color="AB794F"/>
+              <w:right w:val="nil"/>
+            </w:tcBorders>
+            <w:vAlign w:val="center"/>
+          </w:tcPr>
+          <w:p>
+            <w:pPr>
+              <w:bidi/>
+            </w:pPr>
+            <w:r>
+              <w:rPr>
+                <w:color w:val="000000"/>
+                <w:rtl/>
+              </w:rPr>
+              <w:t>يقدم تقاريره إلى:</w:t>
+            </w:r>
+          </w:p>
+        </w:tc>
+      </w:tr>
+      <w:tr>
+        <w:trPr>
+          <w:cantSplit/>
+          <w:trHeight w:val="400"/>
+          <w:jc w:val="center"/>
+        </w:trPr>
+        <w:tc>
+          <w:tcPr>
+            <w:tcW w:w="2692" w:type="dxa"/>
+            <w:gridSpan w:val="3"/>
+            <w:tcBorders>
+              <w:top w:val="single" w:sz="2" w:space="0" w:color="AB794F"/>
+              <w:left w:val="nil"/>
+              <w:bottom w:val="single" w:sz="2" w:space="0" w:color="AB794F"/>
+              <w:right w:val="nil"/>
+            </w:tcBorders>
+            <w:tcMar>
+              <w:top w:w="20" w:type="dxa"/>
+              <w:left w:w="80" w:type="dxa"/>
+              <w:bottom w:w="20" w:type="dxa"/>
+              <w:right w:w="80" w:type="dxa"/>
+            </w:tcMar>
+            <w:vAlign w:val="center"/>
+          </w:tcPr>
+          <w:p>
+            <w:r>
+              <w:rPr>
+                <w:color w:val="000000"/>
+              </w:rPr>
+              <w:t>Place of Work:</w:t>
+            </w:r>
+          </w:p>
+        </w:tc>
+        <w:tc>
+          <w:tcPr>
+            <w:tcW w:w="2693" w:type="dxa"/>
+            <w:tcBorders>
+              <w:top w:val="single" w:sz="2" w:space="0" w:color="AB794F"/>
+              <w:left w:val="nil"/>
+              <w:bottom w:val="single" w:sz="2" w:space="0" w:color="AB794F"/>
+              <w:right w:val="nil"/>
+            </w:tcBorders>
+            <w:vAlign w:val="center"/>
+          </w:tcPr>
+          <w:p>
+            <w:pPr>
+              <w:bidi/>
+              <w:jc w:val="center"/>
+            </w:pPr>
+          </w:p>
+        </w:tc>
+        <w:tc>
+          <w:tcPr>
+            <w:tcW w:w="2692" w:type="dxa"/>
+            <w:gridSpan w:val="3"/>
+            <w:tcBorders>
+              <w:top w:val="single" w:sz="2" w:space="0" w:color="AB794F"/>
+              <w:left w:val="nil"/>
+              <w:bottom w:val="single" w:sz="2" w:space="0" w:color="AB794F"/>
+              <w:right w:val="nil"/>
+            </w:tcBorders>
+            <w:vAlign w:val="center"/>
+          </w:tcPr>
+          <w:p>
+            <w:pPr>
+              <w:bidi/>
+              <w:jc w:val="center"/>
+              <w:rPr>
+                <w:rFonts w:ascii="Readex Pro Light" w:hAnsi="Readex Pro Light"/>
+              </w:rPr>
+            </w:pPr>
+          </w:p>
+        </w:tc>
+        <w:tc>
+          <w:tcPr>
+            <w:tcW w:w="2693" w:type="dxa"/>
+            <w:gridSpan w:val="3"/>
+            <w:tcBorders>
+              <w:top w:val="single" w:sz="2" w:space="0" w:color="AB794F"/>
+              <w:left w:val="nil"/>
+              <w:bottom w:val="single" w:sz="2" w:space="0" w:color="AB794F"/>
+              <w:right w:val="nil"/>
+            </w:tcBorders>
+            <w:vAlign w:val="center"/>
+          </w:tcPr>
+          <w:p>
+            <w:pPr>
+              <w:bidi/>
+            </w:pPr>
+            <w:r>
+              <w:rPr>
+                <w:color w:val="000000"/>
+                <w:rtl/>
+              </w:rPr>
+              <w:t>موقع العمل:</w:t>
+            </w:r>
+          </w:p>
+        </w:tc>
+      </w:tr>
+      <w:tr>
+        <w:trPr>
+          <w:cantSplit/>
+          <w:trHeight w:val="400"/>
+          <w:jc w:val="center"/>
+        </w:trPr>
+        <w:tc>
+          <w:tcPr>
+            <w:tcW w:w="2692" w:type="dxa"/>
+            <w:gridSpan w:val="3"/>
+            <w:tcBorders>
+              <w:top w:val="single" w:sz="2" w:space="0" w:color="AB794F"/>
+              <w:left w:val="nil"/>
+              <w:bottom w:val="single" w:sz="2" w:space="0" w:color="AB794F"/>
+              <w:right w:val="nil"/>
+            </w:tcBorders>
+            <w:tcMar>
+              <w:top w:w="20" w:type="dxa"/>
+              <w:left w:w="80" w:type="dxa"/>
+              <w:bottom w:w="20" w:type="dxa"/>
+              <w:right w:w="80" w:type="dxa"/>
+            </w:tcMar>
+            <w:vAlign w:val="center"/>
+          </w:tcPr>
+          <w:p>
+            <w:r>
+              <w:rPr>
+                <w:color w:val="000000"/>
+              </w:rPr>
+              <w:t xml:space="preserve">Employment Type: </w:t>
+            </w:r>
+          </w:p>
+        </w:tc>
+        <w:tc>
+          <w:tcPr>
+            <w:tcW w:w="2693" w:type="dxa"/>
+            <w:tcBorders>
+              <w:top w:val="single" w:sz="2" w:space="0" w:color="AB794F"/>
+              <w:left w:val="nil"/>
+              <w:bottom w:val="single" w:sz="2" w:space="0" w:color="AB794F"/>
+              <w:right w:val="nil"/>
+            </w:tcBorders>
+            <w:vAlign w:val="center"/>
+          </w:tcPr>
+          <w:p>
+            <w:pPr>
+              <w:bidi/>
+              <w:jc w:val="center"/>
+            </w:pPr>
+          </w:p>
+        </w:tc>
+        <w:tc>
+          <w:tcPr>
+            <w:tcW w:w="2692" w:type="dxa"/>
+            <w:gridSpan w:val="3"/>
+            <w:tcBorders>
+              <w:top w:val="single" w:sz="2" w:space="0" w:color="AB794F"/>
+              <w:left w:val="nil"/>
+              <w:bottom w:val="single" w:sz="2" w:space="0" w:color="AB794F"/>
+              <w:right w:val="nil"/>
+            </w:tcBorders>
+            <w:vAlign w:val="center"/>
+          </w:tcPr>
+          <w:p>
+            <w:pPr>
+              <w:bidi/>
+              <w:jc w:val="center"/>
+              <w:rPr>
+                <w:rFonts w:ascii="Readex Pro Light" w:hAnsi="Readex Pro Light"/>
+              </w:rPr>
+            </w:pPr>
+          </w:p>
+        </w:tc>
+        <w:tc>
+          <w:tcPr>
+            <w:tcW w:w="2693" w:type="dxa"/>
+            <w:gridSpan w:val="3"/>
+            <w:tcBorders>
+              <w:top w:val="single" w:sz="2" w:space="0" w:color="AB794F"/>
+              <w:left w:val="nil"/>
+              <w:bottom w:val="single" w:sz="2" w:space="0" w:color="AB794F"/>
+              <w:right w:val="nil"/>
+            </w:tcBorders>
+            <w:vAlign w:val="center"/>
+          </w:tcPr>
+          <w:p>
+            <w:pPr>
+              <w:bidi/>
+            </w:pPr>
+            <w:r>
+              <w:rPr>
+                <w:color w:val="000000"/>
+                <w:rtl/>
+              </w:rPr>
+              <w:t>نوع التعيين:</w:t>
+            </w:r>
+          </w:p>
+        </w:tc>
+      </w:tr>
+      <w:tr>
+        <w:trPr>
+          <w:cantSplit/>
+          <w:trHeight w:val="400"/>
+          <w:jc w:val="center"/>
+        </w:trPr>
+        <w:tc>
+          <w:tcPr>
+            <w:tcW w:w="2692" w:type="dxa"/>
+            <w:gridSpan w:val="3"/>
+            <w:tcBorders>
+              <w:top w:val="single" w:sz="2" w:space="0" w:color="AB794F"/>
+              <w:left w:val="nil"/>
+              <w:bottom w:val="single" w:sz="2" w:space="0" w:color="AB794F"/>
+              <w:right w:val="nil"/>
+            </w:tcBorders>
+            <w:tcMar>
+              <w:top w:w="20" w:type="dxa"/>
+              <w:left w:w="80" w:type="dxa"/>
+              <w:bottom w:w="20" w:type="dxa"/>
+              <w:right w:w="80" w:type="dxa"/>
+            </w:tcMar>
+            <w:vAlign w:val="center"/>
+          </w:tcPr>
+          <w:p>
+            <w:r>
+              <w:rPr>
+                <w:color w:val="000000"/>
+              </w:rPr>
+              <w:t xml:space="preserve">Type of Request: </w:t>
+            </w:r>
+          </w:p>
+        </w:tc>
+        <w:tc>
+          <w:tcPr>
+            <w:tcW w:w="2693" w:type="dxa"/>
+            <w:tcBorders>
+              <w:top w:val="single" w:sz="2" w:space="0" w:color="AB794F"/>
+              <w:left w:val="nil"/>
+              <w:bottom w:val="single" w:sz="2" w:space="0" w:color="AB794F"/>
+              <w:right w:val="nil"/>
+            </w:tcBorders>
+            <w:vAlign w:val="center"/>
+          </w:tcPr>
+          <w:p>
+            <w:pPr>
+              <w:bidi/>
+              <w:jc w:val="center"/>
+            </w:pPr>
+          </w:p>
+        </w:tc>
+        <w:tc>
+          <w:tcPr>
+            <w:tcW w:w="2692" w:type="dxa"/>
+            <w:gridSpan w:val="3"/>
+            <w:tcBorders>
+              <w:top w:val="single" w:sz="2" w:space="0" w:color="AB794F"/>
+              <w:left w:val="nil"/>
+              <w:bottom w:val="single" w:sz="2" w:space="0" w:color="AB794F"/>
+              <w:right w:val="nil"/>
+            </w:tcBorders>
+            <w:vAlign w:val="center"/>
+          </w:tcPr>
+          <w:p>
+            <w:pPr>
+              <w:bidi/>
+              <w:jc w:val="center"/>
+              <w:rPr>
+                <w:rFonts w:ascii="Readex Pro Light" w:hAnsi="Readex Pro Light"/>
+              </w:rPr>
+            </w:pPr>
+          </w:p>
+        </w:tc>
+        <w:tc>
+          <w:tcPr>
+            <w:tcW w:w="2693" w:type="dxa"/>
+            <w:gridSpan w:val="3"/>
+            <w:tcBorders>
+              <w:top w:val="single" w:sz="2" w:space="0" w:color="AB794F"/>
+              <w:left w:val="nil"/>
+              <w:bottom w:val="single" w:sz="2" w:space="0" w:color="AB794F"/>
+              <w:right w:val="nil"/>
+            </w:tcBorders>
+            <w:vAlign w:val="center"/>
+          </w:tcPr>
+          <w:p>
+            <w:pPr>
+              <w:bidi/>
+            </w:pPr>
+            <w:r>
+              <w:rPr>
+                <w:color w:val="000000"/>
+                <w:rtl/>
+              </w:rPr>
+              <w:t>نوع الطلب:</w:t>
+            </w:r>
+          </w:p>
+        </w:tc>
+      </w:tr>
+      <w:tr>
+        <w:trPr>
+          <w:cantSplit/>
+          <w:trHeight w:val="302"/>
+          <w:jc w:val="center"/>
+        </w:trPr>
+        <w:tc>
+          <w:tcPr>
+            <w:tcW w:w="5670" w:type="dxa"/>
+            <w:gridSpan w:val="6"/>
+            <w:tcBorders>
+              <w:top w:val="nil"/>
+              <w:left w:val="nil"/>
+              <w:bottom w:val="nil"/>
+              <w:right w:val="nil"/>
+            </w:tcBorders>
+            <w:shd w:val="clear" w:color="auto" w:fill="561B2F"/>
+            <w:tcMar>
+              <w:top w:w="20" w:type="dxa"/>
+              <w:left w:w="80" w:type="dxa"/>
+              <w:bottom w:w="20" w:type="dxa"/>
+              <w:right w:w="80" w:type="dxa"/>
+            </w:tcMar>
+            <w:vAlign w:val="center"/>
+          </w:tcPr>
+          <w:p>
+            <w:r>
+              <w:rPr>
+                <w:b/>
+                <w:bCs/>
+                <w:color w:val="FFFFFF"/>
+                <w:sz w:val="18"/>
+                <w:szCs w:val="18"/>
+              </w:rPr>
+              <w:t>Job Requirements and Qualifications</w:t>
+            </w:r>
+            <w:r>
+              <w:rPr>
+                <w:b/>
+                <w:bCs/>
+                <w:color w:val="FFFFFF"/>
+                <w:sz w:val="18"/>
+                <w:szCs w:val="18"/>
+              </w:rPr>
+              <w:tab/>
+            </w:r>
+          </w:p>
+        </w:tc>
+        <w:tc>
+          <w:tcPr>
+            <w:tcW w:w="5100" w:type="dxa"/>
+            <w:gridSpan w:val="4"/>
+            <w:tcBorders>
+              <w:top w:val="nil"/>
+              <w:left w:val="nil"/>
+              <w:bottom w:val="nil"/>
+              <w:right w:val="nil"/>
+            </w:tcBorders>
+            <w:shd w:val="clear" w:color="auto" w:fill="561B2F"/>
+            <w:tcMar>
+              <w:top w:w="20" w:type="dxa"/>
+              <w:left w:w="80" w:type="dxa"/>
+              <w:bottom w:w="20" w:type="dxa"/>
+              <w:right w:w="80" w:type="dxa"/>
+            </w:tcMar>
+            <w:vAlign w:val="center"/>
+          </w:tcPr>
+          <w:p>
+            <w:pPr>
+              <w:bidi/>
+            </w:pPr>
+            <w:r>
+              <w:rPr>
+                <w:b/>
+                <w:bCs/>
+                <w:color w:val="FFFFFF"/>
+                <w:sz w:val="18"/>
+                <w:szCs w:val="18"/>
+                <w:rtl/>
+              </w:rPr>
+              <w:t xml:space="preserve"> المتطلبات والمؤهلات المطلوبة</w:t>
+            </w:r>
+            <w:r>
+              <w:rPr>
+                <w:b/>
+                <w:bCs/>
+                <w:color w:val="FFFFFF"/>
+                <w:sz w:val="18"/>
+                <w:szCs w:val="18"/>
+                <w:rtl/>
+              </w:rPr>
+              <w:tab/>
+            </w:r>
+          </w:p>
+        </w:tc>
+      </w:tr>
+      <w:tr>
+        <w:trPr>
+          <w:cantSplit/>
+          <w:trHeight w:val="400"/>
+          <w:jc w:val="center"/>
+        </w:trPr>
+        <w:tc>
+          <w:tcPr>
+            <w:tcW w:w="2600" w:type="dxa"/>
+            <w:gridSpan w:val="2"/>
+            <w:tcBorders>
+              <w:top w:val="nil"/>
+              <w:left w:val="nil"/>
+              <w:bottom w:val="single" w:sz="2" w:space="0" w:color="AB794F"/>
+              <w:right w:val="nil"/>
+            </w:tcBorders>
+            <w:tcMar>
+              <w:top w:w="20" w:type="dxa"/>
+              <w:left w:w="80" w:type="dxa"/>
+              <w:bottom w:w="20" w:type="dxa"/>
+              <w:right w:w="80" w:type="dxa"/>
+            </w:tcMar>
+            <w:vAlign w:val="center"/>
+          </w:tcPr>
+          <w:p>
+            <w:r>
+              <w:rPr>
+                <w:color w:val="000000"/>
+              </w:rPr>
+              <w:t xml:space="preserve">Educational Background:     </w:t>
+            </w:r>
+          </w:p>
+        </w:tc>
+        <w:tc>
+          <w:tcPr>
+            <w:tcW w:w="2785" w:type="dxa"/>
+            <w:gridSpan w:val="2"/>
+            <w:tcBorders>
+              <w:top w:val="nil"/>
+              <w:left w:val="nil"/>
+              <w:bottom w:val="single" w:sz="2" w:space="0" w:color="AB794F"/>
+              <w:right w:val="nil"/>
+            </w:tcBorders>
+            <w:tcMar>
+              <w:top w:w="20" w:type="dxa"/>
+              <w:left w:w="80" w:type="dxa"/>
+              <w:bottom w:w="20" w:type="dxa"/>
+              <w:right w:w="80" w:type="dxa"/>
+            </w:tcMar>
+            <w:vAlign w:val="center"/>
+          </w:tcPr>
+          <w:p>
+            <w:pPr>
+              <w:jc w:val="center"/>
+            </w:pPr>
+          </w:p>
+        </w:tc>
+        <w:tc>
+          <w:tcPr>
+            <w:tcW w:w="2785" w:type="dxa"/>
+            <w:gridSpan w:val="4"/>
+            <w:tcBorders>
+              <w:top w:val="nil"/>
+              <w:left w:val="nil"/>
+              <w:bottom w:val="single" w:sz="2" w:space="0" w:color="AB794F"/>
+              <w:right w:val="nil"/>
+            </w:tcBorders>
+            <w:vAlign w:val="center"/>
+          </w:tcPr>
+          <w:p>
+            <w:pPr>
+              <w:jc w:val="center"/>
+              <w:rPr>
+                <w:rFonts w:ascii="Readex Pro Light" w:hAnsi="Readex Pro Light"/>
+              </w:rPr>
+            </w:pPr>
+          </w:p>
+        </w:tc>
+        <w:tc>
+          <w:tcPr>
+            <w:tcW w:w="2600" w:type="dxa"/>
+            <w:gridSpan w:val="2"/>
+            <w:tcBorders>
+              <w:top w:val="nil"/>
+              <w:left w:val="nil"/>
+              <w:bottom w:val="single" w:sz="2" w:space="0" w:color="AB794F"/>
+              <w:right w:val="nil"/>
+            </w:tcBorders>
+            <w:tcMar>
+              <w:top w:w="20" w:type="dxa"/>
+              <w:left w:w="80" w:type="dxa"/>
+              <w:bottom w:w="20" w:type="dxa"/>
+              <w:right w:w="80" w:type="dxa"/>
+            </w:tcMar>
+            <w:vAlign w:val="center"/>
+          </w:tcPr>
+          <w:p>
+            <w:pPr>
+              <w:bidi/>
+            </w:pPr>
+            <w:r>
+              <w:rPr>
+                <w:color w:val="000000"/>
+                <w:rtl/>
+              </w:rPr>
+              <w:t>المؤهلات العلمية</w:t>
+            </w:r>
+            <w:r>
+              <w:rPr>
+                <w:color w:val="000000"/>
+              </w:rPr>
+              <w:t>:</w:t>
+            </w:r>
+          </w:p>
+        </w:tc>
+      </w:tr>
+      <w:tr>
+        <w:trPr>
+          <w:cantSplit/>
+          <w:trHeight w:val="400"/>
+          <w:jc w:val="center"/>
+        </w:trPr>
+        <w:tc>
+          <w:tcPr>
+            <w:tcW w:w="2600" w:type="dxa"/>
+            <w:gridSpan w:val="2"/>
+            <w:tcBorders>
+              <w:top w:val="single" w:sz="2" w:space="0" w:color="AB794F"/>
+              <w:left w:val="nil"/>
+              <w:bottom w:val="single" w:sz="2" w:space="0" w:color="AB794F"/>
+              <w:right w:val="nil"/>
+            </w:tcBorders>
+            <w:tcMar>
+              <w:top w:w="20" w:type="dxa"/>
+              <w:left w:w="80" w:type="dxa"/>
+              <w:bottom w:w="20" w:type="dxa"/>
+              <w:right w:w="80" w:type="dxa"/>
+            </w:tcMar>
+            <w:vAlign w:val="center"/>
+          </w:tcPr>
+          <w:p>
+            <w:r>
+              <w:rPr>
+                <w:color w:val="000000"/>
+              </w:rPr>
+              <w:t>Experience Required:</w:t>
+            </w:r>
+          </w:p>
+        </w:tc>
+        <w:tc>
+          <w:tcPr>
+            <w:tcW w:w="2785" w:type="dxa"/>
+            <w:gridSpan w:val="2"/>
+            <w:tcBorders>
+              <w:top w:val="single" w:sz="2" w:space="0" w:color="AB794F"/>
+              <w:left w:val="nil"/>
+              <w:bottom w:val="single" w:sz="2" w:space="0" w:color="AB794F"/>
+              <w:right w:val="nil"/>
+            </w:tcBorders>
+            <w:tcMar>
+              <w:top w:w="20" w:type="dxa"/>
+              <w:left w:w="80" w:type="dxa"/>
+              <w:bottom w:w="20" w:type="dxa"/>
+              <w:right w:w="80" w:type="dxa"/>
+            </w:tcMar>
+            <w:vAlign w:val="center"/>
+          </w:tcPr>
+          <w:p>
+            <w:pPr>
+              <w:jc w:val="center"/>
+            </w:pPr>
+          </w:p>
+        </w:tc>
+        <w:tc>
+          <w:tcPr>
+            <w:tcW w:w="2785" w:type="dxa"/>
+            <w:gridSpan w:val="4"/>
+            <w:tcBorders>
+              <w:top w:val="single" w:sz="2" w:space="0" w:color="AB794F"/>
+              <w:left w:val="nil"/>
+              <w:bottom w:val="single" w:sz="2" w:space="0" w:color="AB794F"/>
+              <w:right w:val="nil"/>
+            </w:tcBorders>
+            <w:vAlign w:val="center"/>
+          </w:tcPr>
+          <w:p>
+            <w:pPr>
+              <w:jc w:val="center"/>
+              <w:rPr>
+                <w:rFonts w:ascii="Readex Pro Light" w:hAnsi="Readex Pro Light"/>
+              </w:rPr>
+            </w:pPr>
+          </w:p>
+        </w:tc>
+        <w:tc>
+          <w:tcPr>
+            <w:tcW w:w="2600" w:type="dxa"/>
+            <w:gridSpan w:val="2"/>
+            <w:tcBorders>
+              <w:top w:val="single" w:sz="2" w:space="0" w:color="AB794F"/>
+              <w:left w:val="nil"/>
+              <w:bottom w:val="single" w:sz="2" w:space="0" w:color="AB794F"/>
+              <w:right w:val="nil"/>
+            </w:tcBorders>
+            <w:tcMar>
+              <w:top w:w="20" w:type="dxa"/>
+              <w:left w:w="80" w:type="dxa"/>
+              <w:bottom w:w="20" w:type="dxa"/>
+              <w:right w:w="80" w:type="dxa"/>
+            </w:tcMar>
+            <w:vAlign w:val="center"/>
+          </w:tcPr>
+          <w:p>
+            <w:pPr>
+              <w:bidi/>
+            </w:pPr>
+            <w:r>
+              <w:rPr>
+                <w:color w:val="000000"/>
+                <w:rtl/>
+              </w:rPr>
+              <w:t>الخبرة المطلوبة</w:t>
+            </w:r>
+            <w:r>
+              <w:rPr>
+                <w:color w:val="000000"/>
+              </w:rPr>
+              <w:t>:</w:t>
+            </w:r>
+          </w:p>
+        </w:tc>
+      </w:tr>
+      <w:tr>
+        <w:trPr>
+          <w:cantSplit/>
+          <w:trHeight w:val="182"/>
+          <w:jc w:val="center"/>
+        </w:trPr>
+        <w:tc>
+          <w:tcPr>
+            <w:tcW w:w="2600" w:type="dxa"/>
+            <w:gridSpan w:val="2"/>
+            <w:vMerge w:val="restart"/>
+            <w:tcBorders>
+              <w:top w:val="single" w:sz="2" w:space="0" w:color="AB794F"/>
+              <w:left w:val="nil"/>
+              <w:right w:val="nil"/>
+            </w:tcBorders>
+            <w:tcMar>
+              <w:top w:w="20" w:type="dxa"/>
+              <w:left w:w="80" w:type="dxa"/>
+              <w:bottom w:w="20" w:type="dxa"/>
+              <w:right w:w="80" w:type="dxa"/>
+            </w:tcMar>
+            <w:vAlign w:val="center"/>
+          </w:tcPr>
+          <w:p>
+            <w:r>
+              <w:rPr>
+                <w:color w:val="000000"/>
+              </w:rPr>
+              <w:t>Languages Required:</w:t>
+            </w:r>
+          </w:p>
+        </w:tc>
+        <w:tc>
+          <w:tcPr>
+            <w:tcW w:w="2785" w:type="dxa"/>
+            <w:gridSpan w:val="2"/>
             <w:tcBorders>
               <w:top w:val="single" w:sz="2" w:space="0" w:color="AB794F"/>
               <w:left w:val="nil"/>
@@ -388,16 +1511,81 @@
             </w:tcMar>
             <w:vAlign w:val="bottom"/>
           </w:tcPr>
-          <w:p/>
+          <w:p>
+            <w:r>
+              <w:t xml:space="preserve">English Language </w:t>
+            </w:r>
+            <w:r>
+              <w:rPr>
+                <w:rFonts w:hint="cs"/>
+                <w:rtl/>
+              </w:rPr>
+              <w:t>لغة</w:t>
+            </w:r>
+            <w:r>
+              <w:rPr>
+                <w:rtl/>
+              </w:rPr>
+              <w:t xml:space="preserve"> </w:t>
+            </w:r>
+            <w:r>
+              <w:rPr>
+                <w:rFonts w:hint="cs"/>
+                <w:rtl/>
+              </w:rPr>
+              <w:t>انجليزية</w:t>
+            </w:r>
+          </w:p>
+        </w:tc>
+        <w:tc>
+          <w:tcPr>
+            <w:tcW w:w="2785" w:type="dxa"/>
+            <w:gridSpan w:val="4"/>
+            <w:tcBorders>
+              <w:top w:val="single" w:sz="2" w:space="0" w:color="AB794F"/>
+              <w:left w:val="nil"/>
+              <w:bottom w:val="single" w:sz="2" w:space="0" w:color="AB794F"/>
+              <w:right w:val="nil"/>
+            </w:tcBorders>
+            <w:vAlign w:val="bottom"/>
+          </w:tcPr>
+          <w:p>
+            <w:pPr>
+              <w:jc w:val="right"/>
+            </w:pPr>
+            <w:r>
+              <w:t xml:space="preserve">Arabic Language </w:t>
+            </w:r>
+            <w:r>
+              <w:rPr>
+                <w:rFonts w:hint="cs"/>
+                <w:rtl/>
+              </w:rPr>
+              <w:t>لغة</w:t>
+            </w:r>
+            <w:r>
+              <w:rPr>
+                <w:rtl/>
+              </w:rPr>
+              <w:t xml:space="preserve"> </w:t>
+            </w:r>
+            <w:r>
+              <w:rPr>
+                <w:rFonts w:hint="cs"/>
+                <w:rtl/>
+              </w:rPr>
+              <w:t>عربية</w:t>
+            </w:r>
+          </w:p>
         </w:tc>
         <w:tc>
           <w:tcPr>
             <w:tcW w:w="2600" w:type="dxa"/>
             <w:gridSpan w:val="2"/>
+            <w:vMerge w:val="restart"/>
             <w:tcBorders>
               <w:top w:val="single" w:sz="2" w:space="0" w:color="AB794F"/>
               <w:left w:val="nil"/>
-              <w:bottom w:val="single" w:sz="2" w:space="0" w:color="AB794F"/>
               <w:right w:val="nil"/>
             </w:tcBorders>
             <w:tcMar>
@@ -414,11 +1602,329 @@
             </w:pPr>
             <w:r>
               <w:rPr>
-                <w:rFonts w:ascii="Montserrat" w:hAnsi="Montserrat"/>
                 <w:color w:val="000000"/>
                 <w:rtl/>
               </w:rPr>
-              <w:t xml:space="preserve"> المسمى الوظيفي</w:t>
+              <w:t xml:space="preserve"> اللغات المطلوبة</w:t>
+            </w:r>
+            <w:r>
+              <w:rPr>
+                <w:color w:val="000000"/>
+              </w:rPr>
+              <w:t>:</w:t>
+            </w:r>
+          </w:p>
+        </w:tc>
+      </w:tr>
+      <w:tr>
+        <w:trPr>
+          <w:cantSplit/>
+          <w:trHeight w:val="317"/>
+          <w:jc w:val="center"/>
+        </w:trPr>
+        <w:tc>
+          <w:tcPr>
+            <w:tcW w:w="2600" w:type="dxa"/>
+            <w:gridSpan w:val="2"/>
+            <w:vMerge/>
+            <w:tcBorders>
+              <w:left w:val="nil"/>
+              <w:bottom w:val="single" w:sz="2" w:space="0" w:color="AB794F"/>
+              <w:right w:val="nil"/>
+            </w:tcBorders>
+            <w:tcMar>
+              <w:top w:w="20" w:type="dxa"/>
+              <w:left w:w="80" w:type="dxa"/>
+              <w:bottom w:w="20" w:type="dxa"/>
+              <w:right w:w="80" w:type="dxa"/>
+            </w:tcMar>
+            <w:vAlign w:val="center"/>
+          </w:tcPr>
+          <w:p>
+            <w:pPr>
+              <w:rPr>
+                <w:color w:val="000000"/>
+              </w:rPr>
+            </w:pPr>
+          </w:p>
+        </w:tc>
+        <w:tc>
+          <w:tcPr>
+            <w:tcW w:w="2785" w:type="dxa"/>
+            <w:gridSpan w:val="2"/>
+            <w:tcBorders>
+              <w:top w:val="single" w:sz="2" w:space="0" w:color="AB794F"/>
+              <w:left w:val="nil"/>
+              <w:bottom w:val="single" w:sz="2" w:space="0" w:color="AB794F"/>
+              <w:right w:val="nil"/>
+            </w:tcBorders>
+            <w:tcMar>
+              <w:top w:w="20" w:type="dxa"/>
+              <w:left w:w="80" w:type="dxa"/>
+              <w:bottom w:w="20" w:type="dxa"/>
+              <w:right w:w="80" w:type="dxa"/>
+            </w:tcMar>
+            <w:vAlign w:val="bottom"/>
+          </w:tcPr>
+          <w:p>
+            <w:pPr>
+              <w:jc w:val="center"/>
+            </w:pPr>
+          </w:p>
+        </w:tc>
+        <w:tc>
+          <w:tcPr>
+            <w:tcW w:w="2785" w:type="dxa"/>
+            <w:gridSpan w:val="4"/>
+            <w:tcBorders>
+              <w:top w:val="single" w:sz="2" w:space="0" w:color="AB794F"/>
+              <w:left w:val="nil"/>
+              <w:bottom w:val="single" w:sz="2" w:space="0" w:color="AB794F"/>
+              <w:right w:val="nil"/>
+            </w:tcBorders>
+            <w:vAlign w:val="bottom"/>
+          </w:tcPr>
+          <w:p/>
+        </w:tc>
+        <w:tc>
+          <w:tcPr>
+            <w:tcW w:w="2600" w:type="dxa"/>
+            <w:gridSpan w:val="2"/>
+            <w:vMerge/>
+            <w:tcBorders>
+              <w:left w:val="nil"/>
+              <w:bottom w:val="single" w:sz="2" w:space="0" w:color="AB794F"/>
+              <w:right w:val="nil"/>
+            </w:tcBorders>
+            <w:tcMar>
+              <w:top w:w="20" w:type="dxa"/>
+              <w:left w:w="80" w:type="dxa"/>
+              <w:bottom w:w="20" w:type="dxa"/>
+              <w:right w:w="80" w:type="dxa"/>
+            </w:tcMar>
+            <w:vAlign w:val="center"/>
+          </w:tcPr>
+          <w:p>
+            <w:pPr>
+              <w:bidi/>
+              <w:rPr>
+                <w:color w:val="000000"/>
+                <w:rtl/>
+              </w:rPr>
+            </w:pPr>
+          </w:p>
+        </w:tc>
+      </w:tr>
+      <w:tr>
+        <w:trPr>
+          <w:cantSplit/>
+          <w:trHeight w:val="302"/>
+          <w:jc w:val="center"/>
+        </w:trPr>
+        <w:tc>
+          <w:tcPr>
+            <w:tcW w:w="5670" w:type="dxa"/>
+            <w:gridSpan w:val="6"/>
+            <w:tcBorders>
+              <w:top w:val="nil"/>
+              <w:left w:val="nil"/>
+              <w:bottom w:val="single" w:sz="4" w:space="0" w:color="auto"/>
+              <w:right w:val="nil"/>
+            </w:tcBorders>
+            <w:shd w:val="clear" w:color="auto" w:fill="561B2F"/>
+            <w:tcMar>
+              <w:top w:w="20" w:type="dxa"/>
+              <w:left w:w="80" w:type="dxa"/>
+              <w:bottom w:w="20" w:type="dxa"/>
+              <w:right w:w="80" w:type="dxa"/>
+            </w:tcMar>
+            <w:vAlign w:val="center"/>
+          </w:tcPr>
+          <w:p>
+            <w:pPr>
+              <w:rPr>
+                <w:sz w:val="16"/>
+                <w:szCs w:val="16"/>
+              </w:rPr>
+            </w:pPr>
+            <w:r>
+              <w:rPr>
+                <w:b/>
+                <w:bCs/>
+                <w:color w:val="FFFFFF"/>
+                <w:sz w:val="16"/>
+                <w:szCs w:val="16"/>
+              </w:rPr>
+              <w:t>(Briefly describe the skills and competencies needed for the requested position)</w:t>
+            </w:r>
+            <w:r>
+              <w:rPr>
+                <w:b/>
+                <w:bCs/>
+                <w:color w:val="FFFFFF"/>
+                <w:sz w:val="16"/>
+                <w:szCs w:val="16"/>
+              </w:rPr>
+              <w:tab/>
+            </w:r>
+          </w:p>
+        </w:tc>
+        <w:tc>
+          <w:tcPr>
+            <w:tcW w:w="5100" w:type="dxa"/>
+            <w:gridSpan w:val="4"/>
+            <w:tcBorders>
+              <w:top w:val="nil"/>
+              <w:left w:val="nil"/>
+              <w:bottom w:val="single" w:sz="4" w:space="0" w:color="auto"/>
+              <w:right w:val="nil"/>
+            </w:tcBorders>
+            <w:shd w:val="clear" w:color="auto" w:fill="561B2F"/>
+            <w:tcMar>
+              <w:top w:w="20" w:type="dxa"/>
+              <w:left w:w="80" w:type="dxa"/>
+              <w:bottom w:w="20" w:type="dxa"/>
+              <w:right w:w="80" w:type="dxa"/>
+            </w:tcMar>
+            <w:vAlign w:val="center"/>
+          </w:tcPr>
+          <w:p>
+            <w:pPr>
+              <w:bidi/>
+              <w:rPr>
+                <w:sz w:val="16"/>
+                <w:szCs w:val="16"/>
+              </w:rPr>
+            </w:pPr>
+            <w:r>
+              <w:rPr>
+                <w:b/>
+                <w:bCs/>
+                <w:color w:val="FFFFFF"/>
+                <w:sz w:val="16"/>
+                <w:szCs w:val="16"/>
+                <w:rtl/>
+              </w:rPr>
+              <w:t>(وصف مختصر للمهارات والكفاءات اللازمة للوظيفة المطلوبة)</w:t>
+            </w:r>
+            <w:r>
+              <w:rPr>
+                <w:b/>
+                <w:bCs/>
+                <w:color w:val="FFFFFF"/>
+                <w:sz w:val="16"/>
+                <w:szCs w:val="16"/>
+                <w:rtl/>
+              </w:rPr>
+              <w:tab/>
+            </w:r>
+          </w:p>
+        </w:tc>
+      </w:tr>
+      <w:tr>
+        <w:trPr>
+          <w:cantSplit/>
+          <w:trHeight w:val="1347"/>
+          <w:jc w:val="center"/>
+        </w:trPr>
+        <w:tc>
+          <w:tcPr>
+            <w:tcW w:w="1952" w:type="dxa"/>
+            <w:tcBorders>
+              <w:top w:val="single" w:sz="4" w:space="0" w:color="auto"/>
+              <w:left w:val="single" w:sz="4" w:space="0" w:color="auto"/>
+              <w:bottom w:val="single" w:sz="4" w:space="0" w:color="auto"/>
+              <w:right w:val="single" w:sz="4" w:space="0" w:color="auto"/>
+            </w:tcBorders>
+            <w:tcMar>
+              <w:top w:w="20" w:type="dxa"/>
+              <w:left w:w="80" w:type="dxa"/>
+              <w:bottom w:w="20" w:type="dxa"/>
+              <w:right w:w="80" w:type="dxa"/>
+            </w:tcMar>
+            <w:vAlign w:val="center"/>
+          </w:tcPr>
+          <w:p>
+            <w:r>
+              <w:rPr>
+                <w:color w:val="000000"/>
+              </w:rPr>
+              <w:t>Skills and Competencies Required</w:t>
+            </w:r>
+          </w:p>
+        </w:tc>
+        <w:tc>
+          <w:tcPr>
+            <w:tcW w:w="3690" w:type="dxa"/>
+            <w:gridSpan w:val="4"/>
+            <w:tcBorders>
+              <w:top w:val="single" w:sz="4" w:space="0" w:color="auto"/>
+              <w:left w:val="single" w:sz="4" w:space="0" w:color="auto"/>
+              <w:bottom w:val="single" w:sz="4" w:space="0" w:color="auto"/>
+              <w:right w:val="single" w:sz="4" w:space="0" w:color="auto"/>
+            </w:tcBorders>
+            <w:tcMar>
+              <w:top w:w="20" w:type="dxa"/>
+              <w:left w:w="80" w:type="dxa"/>
+              <w:bottom w:w="20" w:type="dxa"/>
+              <w:right w:w="80" w:type="dxa"/>
+            </w:tcMar>
+            <w:vAlign w:val="center"/>
+          </w:tcPr>
+          <w:p>
+            <w:pPr>
+              <w:jc w:val="center"/>
+            </w:pPr>
+          </w:p>
+        </w:tc>
+        <w:tc>
+          <w:tcPr>
+            <w:tcW w:w="3690" w:type="dxa"/>
+            <w:gridSpan w:val="4"/>
+            <w:tcBorders>
+              <w:top w:val="single" w:sz="4" w:space="0" w:color="auto"/>
+              <w:left w:val="single" w:sz="4" w:space="0" w:color="auto"/>
+              <w:bottom w:val="single" w:sz="4" w:space="0" w:color="auto"/>
+              <w:right w:val="single" w:sz="4" w:space="0" w:color="auto"/>
+            </w:tcBorders>
+            <w:vAlign w:val="center"/>
+          </w:tcPr>
+          <w:p>
+            <w:pPr>
+              <w:jc w:val="center"/>
+              <w:rPr>
+                <w:rFonts w:ascii="Readex Pro Light" w:hAnsi="Readex Pro Light"/>
+              </w:rPr>
+            </w:pPr>
+          </w:p>
+        </w:tc>
+        <w:tc>
+          <w:tcPr>
+            <w:tcW w:w="1438" w:type="dxa"/>
+            <w:tcBorders>
+              <w:top w:val="single" w:sz="4" w:space="0" w:color="auto"/>
+              <w:left w:val="single" w:sz="4" w:space="0" w:color="auto"/>
+              <w:bottom w:val="single" w:sz="4" w:space="0" w:color="auto"/>
+              <w:right w:val="single" w:sz="4" w:space="0" w:color="auto"/>
+            </w:tcBorders>
+            <w:tcMar>
+              <w:top w:w="20" w:type="dxa"/>
+              <w:left w:w="80" w:type="dxa"/>
+              <w:bottom w:w="20" w:type="dxa"/>
+              <w:right w:w="80" w:type="dxa"/>
+            </w:tcMar>
+            <w:vAlign w:val="center"/>
+          </w:tcPr>
+          <w:p>
+            <w:pPr>
+              <w:bidi/>
+            </w:pPr>
+            <w:r>
+              <w:rPr>
+                <w:color w:val="000000"/>
+                <w:rtl/>
+              </w:rPr>
+              <w:t xml:space="preserve"> المهارات والمؤهلات المطلوبة</w:t>
             </w:r>
           </w:p>
         </w:tc>
@@ -434,7 +1940,7 @@
             <w:tcW w:w="2600" w:type="dxa"/>
             <w:gridSpan w:val="2"/>
             <w:tcBorders>
-              <w:top w:val="single" w:sz="2" w:space="0" w:color="AB794F"/>
+              <w:top w:val="single" w:sz="4" w:space="0" w:color="auto"/>
               <w:left w:val="nil"/>
               <w:bottom w:val="single" w:sz="2" w:space="0" w:color="AB794F"/>
               <w:right w:val="nil"/>
@@ -450,19 +1956,18 @@
           <w:p>
             <w:r>
               <w:rPr>
-                <w:rFonts w:cs="Readex Pro Light"/>
                 <w:color w:val="000000"/>
               </w:rPr>
-              <w:t>No. of Positions Required:</w:t>
+              <w:t>Prepared by:</w:t>
             </w:r>
           </w:p>
         </w:tc>
         <w:tc>
           <w:tcPr>
             <w:tcW w:w="5570" w:type="dxa"/>
-            <w:gridSpan w:val="3"/>
-            <w:tcBorders>
-              <w:top w:val="single" w:sz="2" w:space="0" w:color="AB794F"/>
+            <w:gridSpan w:val="6"/>
+            <w:tcBorders>
+              <w:top w:val="single" w:sz="4" w:space="0" w:color="auto"/>
               <w:left w:val="nil"/>
               <w:bottom w:val="single" w:sz="2" w:space="0" w:color="AB794F"/>
               <w:right w:val="nil"/>
@@ -473,16 +1978,20 @@
               <w:bottom w:w="20" w:type="dxa"/>
               <w:right w:w="80" w:type="dxa"/>
             </w:tcMar>
-            <w:vAlign w:val="bottom"/>
-          </w:tcPr>
-          <w:p/>
+            <w:vAlign w:val="center"/>
+          </w:tcPr>
+          <w:p>
+            <w:pPr>
+              <w:jc w:val="center"/>
+            </w:pPr>
+          </w:p>
         </w:tc>
         <w:tc>
           <w:tcPr>
             <w:tcW w:w="2600" w:type="dxa"/>
             <w:gridSpan w:val="2"/>
             <w:tcBorders>
-              <w:top w:val="single" w:sz="2" w:space="0" w:color="AB794F"/>
+              <w:top w:val="single" w:sz="4" w:space="0" w:color="auto"/>
               <w:left w:val="nil"/>
               <w:bottom w:val="single" w:sz="2" w:space="0" w:color="AB794F"/>
               <w:right w:val="nil"/>
@@ -501,11 +2010,10 @@
             </w:pPr>
             <w:r>
               <w:rPr>
-                <w:rFonts w:ascii="Montserrat" w:hAnsi="Montserrat"/>
                 <w:color w:val="000000"/>
                 <w:rtl/>
               </w:rPr>
-              <w:t xml:space="preserve"> عدد الموظفين المطلوبين:</w:t>
+              <w:t xml:space="preserve">  إعداد:</w:t>
             </w:r>
           </w:p>
         </w:tc>
@@ -537,17 +2045,16 @@
           <w:p>
             <w:r>
               <w:rPr>
-                <w:rFonts w:cs="Readex Pro Light"/>
                 <w:color w:val="000000"/>
               </w:rPr>
-              <w:t>Division</w:t>
+              <w:t>Signature &amp; Date:</w:t>
             </w:r>
           </w:p>
         </w:tc>
         <w:tc>
           <w:tcPr>
             <w:tcW w:w="5570" w:type="dxa"/>
-            <w:gridSpan w:val="3"/>
+            <w:gridSpan w:val="6"/>
             <w:tcBorders>
               <w:top w:val="single" w:sz="2" w:space="0" w:color="AB794F"/>
               <w:left w:val="nil"/>
@@ -560,9 +2067,13 @@
               <w:bottom w:w="20" w:type="dxa"/>
               <w:right w:w="80" w:type="dxa"/>
             </w:tcMar>
-            <w:vAlign w:val="bottom"/>
-          </w:tcPr>
-          <w:p/>
+            <w:vAlign w:val="center"/>
+          </w:tcPr>
+          <w:p>
+            <w:pPr>
+              <w:jc w:val="center"/>
+            </w:pPr>
+          </w:p>
         </w:tc>
         <w:tc>
           <w:tcPr>
@@ -588,11 +2099,106 @@
             </w:pPr>
             <w:r>
               <w:rPr>
-                <w:rFonts w:ascii="Montserrat" w:hAnsi="Montserrat"/>
                 <w:color w:val="000000"/>
                 <w:rtl/>
               </w:rPr>
-              <w:t>الإدارة</w:t>
+              <w:t xml:space="preserve"> التاريخ والتوقيع:</w:t>
+            </w:r>
+          </w:p>
+        </w:tc>
+      </w:tr>
+      <w:tr>
+        <w:trPr>
+          <w:cantSplit/>
+          <w:trHeight w:val="151"/>
+          <w:jc w:val="center"/>
+        </w:trPr>
+        <w:tc>
+          <w:tcPr>
+            <w:tcW w:w="5670" w:type="dxa"/>
+            <w:gridSpan w:val="6"/>
+            <w:tcBorders>
+              <w:top w:val="nil"/>
+              <w:left w:val="nil"/>
+              <w:bottom w:val="nil"/>
+              <w:right w:val="nil"/>
+            </w:tcBorders>
+            <w:shd w:val="clear" w:color="auto" w:fill="561B2F"/>
+            <w:tcMar>
+              <w:top w:w="20" w:type="dxa"/>
+              <w:left w:w="80" w:type="dxa"/>
+              <w:bottom w:w="20" w:type="dxa"/>
+              <w:right w:w="80" w:type="dxa"/>
+            </w:tcMar>
+            <w:vAlign w:val="center"/>
+          </w:tcPr>
+          <w:p>
+            <w:r>
+              <w:rPr>
+                <w:b/>
+                <w:bCs/>
+                <w:color w:val="FFFFFF"/>
+                <w:sz w:val="18"/>
+                <w:szCs w:val="18"/>
+              </w:rPr>
+              <w:t>Approvals</w:t>
+            </w:r>
+            <w:r>
+              <w:rPr>
+                <w:b/>
+                <w:bCs/>
+                <w:color w:val="FFFFFF"/>
+                <w:sz w:val="18"/>
+                <w:szCs w:val="18"/>
+              </w:rPr>
+              <w:tab/>
+            </w:r>
+          </w:p>
+        </w:tc>
+        <w:tc>
+          <w:tcPr>
+            <w:tcW w:w="5100" w:type="dxa"/>
+            <w:gridSpan w:val="4"/>
+            <w:tcBorders>
+              <w:top w:val="nil"/>
+              <w:left w:val="nil"/>
+              <w:bottom w:val="nil"/>
+              <w:right w:val="nil"/>
+            </w:tcBorders>
+            <w:shd w:val="clear" w:color="auto" w:fill="561B2F"/>
+            <w:tcMar>
+              <w:top w:w="20" w:type="dxa"/>
+              <w:left w:w="80" w:type="dxa"/>
+              <w:bottom w:w="20" w:type="dxa"/>
+              <w:right w:w="80" w:type="dxa"/>
+            </w:tcMar>
+            <w:vAlign w:val="center"/>
+          </w:tcPr>
+          <w:p>
+            <w:pPr>
+              <w:bidi/>
+            </w:pPr>
+            <w:r>
+              <w:rPr>
+                <w:b/>
+                <w:bCs/>
+                <w:color w:val="FFFFFF"/>
+                <w:sz w:val="18"/>
+                <w:szCs w:val="18"/>
+                <w:rtl/>
+              </w:rPr>
+              <w:t xml:space="preserve"> الاعتمادات</w:t>
+            </w:r>
+            <w:r>
+              <w:rPr>
+                <w:b/>
+                <w:bCs/>
+                <w:color w:val="FFFFFF"/>
+                <w:sz w:val="18"/>
+                <w:szCs w:val="18"/>
+                <w:rtl/>
+              </w:rPr>
+              <w:tab/>
             </w:r>
           </w:p>
         </w:tc>
@@ -608,7 +2214,7 @@
             <w:tcW w:w="2600" w:type="dxa"/>
             <w:gridSpan w:val="2"/>
             <w:tcBorders>
-              <w:top w:val="single" w:sz="2" w:space="0" w:color="AB794F"/>
+              <w:top w:val="nil"/>
               <w:left w:val="nil"/>
               <w:bottom w:val="single" w:sz="2" w:space="0" w:color="AB794F"/>
               <w:right w:val="nil"/>
@@ -624,19 +2230,18 @@
           <w:p>
             <w:r>
               <w:rPr>
-                <w:rFonts w:cs="Readex Pro Light"/>
                 <w:color w:val="000000"/>
               </w:rPr>
-              <w:t>Department</w:t>
+              <w:t>Head Of Department</w:t>
             </w:r>
           </w:p>
         </w:tc>
         <w:tc>
           <w:tcPr>
             <w:tcW w:w="5570" w:type="dxa"/>
-            <w:gridSpan w:val="3"/>
-            <w:tcBorders>
-              <w:top w:val="single" w:sz="2" w:space="0" w:color="AB794F"/>
+            <w:gridSpan w:val="6"/>
+            <w:tcBorders>
+              <w:top w:val="nil"/>
               <w:left w:val="nil"/>
               <w:bottom w:val="single" w:sz="2" w:space="0" w:color="AB794F"/>
               <w:right w:val="nil"/>
@@ -647,16 +2252,20 @@
               <w:bottom w:w="20" w:type="dxa"/>
               <w:right w:w="80" w:type="dxa"/>
             </w:tcMar>
-            <w:vAlign w:val="bottom"/>
-          </w:tcPr>
-          <w:p/>
+            <w:vAlign w:val="center"/>
+          </w:tcPr>
+          <w:p>
+            <w:pPr>
+              <w:jc w:val="center"/>
+            </w:pPr>
+          </w:p>
         </w:tc>
         <w:tc>
           <w:tcPr>
             <w:tcW w:w="2600" w:type="dxa"/>
             <w:gridSpan w:val="2"/>
             <w:tcBorders>
-              <w:top w:val="single" w:sz="2" w:space="0" w:color="AB794F"/>
+              <w:top w:val="nil"/>
               <w:left w:val="nil"/>
               <w:bottom w:val="single" w:sz="2" w:space="0" w:color="AB794F"/>
               <w:right w:val="nil"/>
@@ -675,11 +2284,10 @@
             </w:pPr>
             <w:r>
               <w:rPr>
-                <w:rFonts w:ascii="Montserrat" w:hAnsi="Montserrat"/>
                 <w:color w:val="000000"/>
                 <w:rtl/>
               </w:rPr>
-              <w:t>القسم</w:t>
+              <w:t xml:space="preserve"> توقيع رئيس القسم</w:t>
             </w:r>
           </w:p>
         </w:tc>
@@ -711,17 +2319,16 @@
           <w:p>
             <w:r>
               <w:rPr>
-                <w:rFonts w:cs="Readex Pro Light"/>
                 <w:color w:val="000000"/>
               </w:rPr>
-              <w:t>Reports To:</w:t>
+              <w:t xml:space="preserve">Head of Division/Office  </w:t>
             </w:r>
           </w:p>
         </w:tc>
         <w:tc>
           <w:tcPr>
             <w:tcW w:w="5570" w:type="dxa"/>
-            <w:gridSpan w:val="3"/>
+            <w:gridSpan w:val="6"/>
             <w:tcBorders>
               <w:top w:val="single" w:sz="2" w:space="0" w:color="AB794F"/>
               <w:left w:val="nil"/>
@@ -734,9 +2341,13 @@
               <w:bottom w:w="20" w:type="dxa"/>
               <w:right w:w="80" w:type="dxa"/>
             </w:tcMar>
-            <w:vAlign w:val="bottom"/>
-          </w:tcPr>
-          <w:p/>
+            <w:vAlign w:val="center"/>
+          </w:tcPr>
+          <w:p>
+            <w:pPr>
+              <w:jc w:val="center"/>
+            </w:pPr>
+          </w:p>
         </w:tc>
         <w:tc>
           <w:tcPr>
@@ -762,11 +2373,106 @@
             </w:pPr>
             <w:r>
               <w:rPr>
-                <w:rFonts w:ascii="Montserrat" w:hAnsi="Montserrat"/>
                 <w:color w:val="000000"/>
                 <w:rtl/>
               </w:rPr>
-              <w:t>يقدم تقاريره إلى:</w:t>
+              <w:t xml:space="preserve"> توقيع مدير الادارة / المكتب</w:t>
+            </w:r>
+          </w:p>
+        </w:tc>
+      </w:tr>
+      <w:tr>
+        <w:trPr>
+          <w:cantSplit/>
+          <w:trHeight w:val="302"/>
+          <w:jc w:val="center"/>
+        </w:trPr>
+        <w:tc>
+          <w:tcPr>
+            <w:tcW w:w="5670" w:type="dxa"/>
+            <w:gridSpan w:val="6"/>
+            <w:tcBorders>
+              <w:top w:val="nil"/>
+              <w:left w:val="nil"/>
+              <w:bottom w:val="nil"/>
+              <w:right w:val="nil"/>
+            </w:tcBorders>
+            <w:shd w:val="clear" w:color="auto" w:fill="561B2F"/>
+            <w:tcMar>
+              <w:top w:w="20" w:type="dxa"/>
+              <w:left w:w="80" w:type="dxa"/>
+              <w:bottom w:w="20" w:type="dxa"/>
+              <w:right w:w="80" w:type="dxa"/>
+            </w:tcMar>
+            <w:vAlign w:val="center"/>
+          </w:tcPr>
+          <w:p>
+            <w:r>
+              <w:rPr>
+                <w:b/>
+                <w:bCs/>
+                <w:color w:val="FFFFFF"/>
+                <w:sz w:val="18"/>
+                <w:szCs w:val="18"/>
+              </w:rPr>
+              <w:t>Human Resource Department</w:t>
+            </w:r>
+            <w:r>
+              <w:rPr>
+                <w:b/>
+                <w:bCs/>
+                <w:color w:val="FFFFFF"/>
+                <w:sz w:val="18"/>
+                <w:szCs w:val="18"/>
+              </w:rPr>
+              <w:tab/>
+            </w:r>
+          </w:p>
+        </w:tc>
+        <w:tc>
+          <w:tcPr>
+            <w:tcW w:w="5100" w:type="dxa"/>
+            <w:gridSpan w:val="4"/>
+            <w:tcBorders>
+              <w:top w:val="nil"/>
+              <w:left w:val="nil"/>
+              <w:bottom w:val="nil"/>
+              <w:right w:val="nil"/>
+            </w:tcBorders>
+            <w:shd w:val="clear" w:color="auto" w:fill="561B2F"/>
+            <w:tcMar>
+              <w:top w:w="20" w:type="dxa"/>
+              <w:left w:w="80" w:type="dxa"/>
+              <w:bottom w:w="20" w:type="dxa"/>
+              <w:right w:w="80" w:type="dxa"/>
+            </w:tcMar>
+            <w:vAlign w:val="center"/>
+          </w:tcPr>
+          <w:p>
+            <w:pPr>
+              <w:bidi/>
+            </w:pPr>
+            <w:r>
+              <w:rPr>
+                <w:b/>
+                <w:bCs/>
+                <w:color w:val="FFFFFF"/>
+                <w:sz w:val="18"/>
+                <w:szCs w:val="18"/>
+                <w:rtl/>
+              </w:rPr>
+              <w:t xml:space="preserve"> قسم الموارد البشرية</w:t>
+            </w:r>
+            <w:r>
+              <w:rPr>
+                <w:b/>
+                <w:bCs/>
+                <w:color w:val="FFFFFF"/>
+                <w:sz w:val="18"/>
+                <w:szCs w:val="18"/>
+                <w:rtl/>
+              </w:rPr>
+              <w:tab/>
             </w:r>
           </w:p>
         </w:tc>
@@ -782,7 +2488,7 @@
             <w:tcW w:w="2600" w:type="dxa"/>
             <w:gridSpan w:val="2"/>
             <w:tcBorders>
-              <w:top w:val="single" w:sz="2" w:space="0" w:color="AB794F"/>
+              <w:top w:val="nil"/>
               <w:left w:val="nil"/>
               <w:bottom w:val="single" w:sz="2" w:space="0" w:color="AB794F"/>
               <w:right w:val="nil"/>
@@ -798,19 +2504,18 @@
           <w:p>
             <w:r>
               <w:rPr>
-                <w:rFonts w:cs="Readex Pro Light"/>
                 <w:color w:val="000000"/>
               </w:rPr>
-              <w:t>Place of Work:</w:t>
+              <w:t>Head of Hiring Unit</w:t>
             </w:r>
           </w:p>
         </w:tc>
         <w:tc>
           <w:tcPr>
             <w:tcW w:w="5570" w:type="dxa"/>
-            <w:gridSpan w:val="3"/>
-            <w:tcBorders>
-              <w:top w:val="single" w:sz="2" w:space="0" w:color="AB794F"/>
+            <w:gridSpan w:val="6"/>
+            <w:tcBorders>
+              <w:top w:val="nil"/>
               <w:left w:val="nil"/>
               <w:bottom w:val="single" w:sz="2" w:space="0" w:color="AB794F"/>
               <w:right w:val="nil"/>
@@ -821,16 +2526,20 @@
               <w:bottom w:w="20" w:type="dxa"/>
               <w:right w:w="80" w:type="dxa"/>
             </w:tcMar>
-            <w:vAlign w:val="bottom"/>
-          </w:tcPr>
-          <w:p/>
+            <w:vAlign w:val="center"/>
+          </w:tcPr>
+          <w:p>
+            <w:pPr>
+              <w:jc w:val="center"/>
+            </w:pPr>
+          </w:p>
         </w:tc>
         <w:tc>
           <w:tcPr>
             <w:tcW w:w="2600" w:type="dxa"/>
             <w:gridSpan w:val="2"/>
             <w:tcBorders>
-              <w:top w:val="single" w:sz="2" w:space="0" w:color="AB794F"/>
+              <w:top w:val="nil"/>
               <w:left w:val="nil"/>
               <w:bottom w:val="single" w:sz="2" w:space="0" w:color="AB794F"/>
               <w:right w:val="nil"/>
@@ -849,11 +2558,10 @@
             </w:pPr>
             <w:r>
               <w:rPr>
-                <w:rFonts w:ascii="Montserrat" w:hAnsi="Montserrat"/>
                 <w:color w:val="000000"/>
                 <w:rtl/>
               </w:rPr>
-              <w:t xml:space="preserve"> موقع العمل:</w:t>
+              <w:t xml:space="preserve"> رئيس وحدة التوظيف</w:t>
             </w:r>
           </w:p>
         </w:tc>
@@ -885,17 +2593,16 @@
           <w:p>
             <w:r>
               <w:rPr>
-                <w:rFonts w:cs="Readex Pro Light"/>
                 <w:color w:val="000000"/>
               </w:rPr>
-              <w:t xml:space="preserve">Employment Type: </w:t>
+              <w:t>Head of Human Resource</w:t>
             </w:r>
           </w:p>
         </w:tc>
         <w:tc>
           <w:tcPr>
             <w:tcW w:w="5570" w:type="dxa"/>
-            <w:gridSpan w:val="3"/>
+            <w:gridSpan w:val="6"/>
             <w:tcBorders>
               <w:top w:val="single" w:sz="2" w:space="0" w:color="AB794F"/>
               <w:left w:val="nil"/>
@@ -908,9 +2615,13 @@
               <w:bottom w:w="20" w:type="dxa"/>
               <w:right w:w="80" w:type="dxa"/>
             </w:tcMar>
-            <w:vAlign w:val="bottom"/>
-          </w:tcPr>
-          <w:p/>
+            <w:vAlign w:val="center"/>
+          </w:tcPr>
+          <w:p>
+            <w:pPr>
+              <w:jc w:val="center"/>
+            </w:pPr>
+          </w:p>
         </w:tc>
         <w:tc>
           <w:tcPr>
@@ -936,11 +2647,106 @@
             </w:pPr>
             <w:r>
               <w:rPr>
-                <w:rFonts w:ascii="Montserrat" w:hAnsi="Montserrat"/>
                 <w:color w:val="000000"/>
                 <w:rtl/>
               </w:rPr>
-              <w:t>نوع التعيين:</w:t>
+              <w:t xml:space="preserve"> رئيس قسم الموارد البشرية</w:t>
+            </w:r>
+          </w:p>
+        </w:tc>
+      </w:tr>
+      <w:tr>
+        <w:trPr>
+          <w:cantSplit/>
+          <w:trHeight w:val="302"/>
+          <w:jc w:val="center"/>
+        </w:trPr>
+        <w:tc>
+          <w:tcPr>
+            <w:tcW w:w="5670" w:type="dxa"/>
+            <w:gridSpan w:val="6"/>
+            <w:tcBorders>
+              <w:top w:val="nil"/>
+              <w:left w:val="nil"/>
+              <w:bottom w:val="nil"/>
+              <w:right w:val="nil"/>
+            </w:tcBorders>
+            <w:shd w:val="clear" w:color="auto" w:fill="561B2F"/>
+            <w:tcMar>
+              <w:top w:w="20" w:type="dxa"/>
+              <w:left w:w="80" w:type="dxa"/>
+              <w:bottom w:w="20" w:type="dxa"/>
+              <w:right w:w="80" w:type="dxa"/>
+            </w:tcMar>
+            <w:vAlign w:val="center"/>
+          </w:tcPr>
+          <w:p>
+            <w:r>
+              <w:rPr>
+                <w:b/>
+                <w:bCs/>
+                <w:color w:val="FFFFFF"/>
+                <w:sz w:val="18"/>
+                <w:szCs w:val="18"/>
+              </w:rPr>
+              <w:t>General Manager Authentication</w:t>
+            </w:r>
+            <w:r>
+              <w:rPr>
+                <w:b/>
+                <w:bCs/>
+                <w:color w:val="FFFFFF"/>
+                <w:sz w:val="18"/>
+                <w:szCs w:val="18"/>
+              </w:rPr>
+              <w:tab/>
+            </w:r>
+          </w:p>
+        </w:tc>
+        <w:tc>
+          <w:tcPr>
+            <w:tcW w:w="5100" w:type="dxa"/>
+            <w:gridSpan w:val="4"/>
+            <w:tcBorders>
+              <w:top w:val="nil"/>
+              <w:left w:val="nil"/>
+              <w:bottom w:val="nil"/>
+              <w:right w:val="nil"/>
+            </w:tcBorders>
+            <w:shd w:val="clear" w:color="auto" w:fill="561B2F"/>
+            <w:tcMar>
+              <w:top w:w="20" w:type="dxa"/>
+              <w:left w:w="80" w:type="dxa"/>
+              <w:bottom w:w="20" w:type="dxa"/>
+              <w:right w:w="80" w:type="dxa"/>
+            </w:tcMar>
+            <w:vAlign w:val="center"/>
+          </w:tcPr>
+          <w:p>
+            <w:pPr>
+              <w:bidi/>
+            </w:pPr>
+            <w:r>
+              <w:rPr>
+                <w:b/>
+                <w:bCs/>
+                <w:color w:val="FFFFFF"/>
+                <w:sz w:val="18"/>
+                <w:szCs w:val="18"/>
+                <w:rtl/>
+              </w:rPr>
+              <w:t xml:space="preserve"> اعتماد المدير العام</w:t>
+            </w:r>
+            <w:r>
+              <w:rPr>
+                <w:b/>
+                <w:bCs/>
+                <w:color w:val="FFFFFF"/>
+                <w:sz w:val="18"/>
+                <w:szCs w:val="18"/>
+                <w:rtl/>
+              </w:rPr>
+              <w:tab/>
             </w:r>
           </w:p>
         </w:tc>
@@ -956,7 +2762,7 @@
             <w:tcW w:w="2600" w:type="dxa"/>
             <w:gridSpan w:val="2"/>
             <w:tcBorders>
-              <w:top w:val="single" w:sz="2" w:space="0" w:color="AB794F"/>
+              <w:top w:val="nil"/>
               <w:left w:val="nil"/>
               <w:bottom w:val="single" w:sz="2" w:space="0" w:color="AB794F"/>
               <w:right w:val="nil"/>
@@ -972,19 +2778,18 @@
           <w:p>
             <w:r>
               <w:rPr>
-                <w:rFonts w:cs="Readex Pro Light"/>
                 <w:color w:val="000000"/>
               </w:rPr>
-              <w:t xml:space="preserve">Type of Request: </w:t>
+              <w:t>Signature &amp; Date</w:t>
             </w:r>
           </w:p>
         </w:tc>
         <w:tc>
           <w:tcPr>
             <w:tcW w:w="5570" w:type="dxa"/>
-            <w:gridSpan w:val="3"/>
-            <w:tcBorders>
-              <w:top w:val="single" w:sz="2" w:space="0" w:color="AB794F"/>
+            <w:gridSpan w:val="6"/>
+            <w:tcBorders>
+              <w:top w:val="nil"/>
               <w:left w:val="nil"/>
               <w:bottom w:val="single" w:sz="2" w:space="0" w:color="AB794F"/>
               <w:right w:val="nil"/>
@@ -995,7 +2800,7 @@
               <w:bottom w:w="20" w:type="dxa"/>
               <w:right w:w="80" w:type="dxa"/>
             </w:tcMar>
-            <w:vAlign w:val="bottom"/>
+            <w:vAlign w:val="center"/>
           </w:tcPr>
           <w:p/>
         </w:tc>
@@ -1004,7 +2809,7 @@
             <w:tcW w:w="2600" w:type="dxa"/>
             <w:gridSpan w:val="2"/>
             <w:tcBorders>
-              <w:top w:val="single" w:sz="2" w:space="0" w:color="AB794F"/>
+              <w:top w:val="nil"/>
               <w:left w:val="nil"/>
               <w:bottom w:val="single" w:sz="2" w:space="0" w:color="AB794F"/>
               <w:right w:val="nil"/>
@@ -1023,1632 +2828,6 @@
             </w:pPr>
             <w:r>
               <w:rPr>
-                <w:rFonts w:ascii="Montserrat" w:hAnsi="Montserrat"/>
-                <w:color w:val="000000"/>
-                <w:rtl/>
-              </w:rPr>
-              <w:t>نوع الطلب:</w:t>
-            </w:r>
-          </w:p>
-        </w:tc>
-      </w:tr>
-      <w:tr>
-        <w:trPr>
-          <w:cantSplit/>
-          <w:trHeight w:val="302"/>
-          <w:jc w:val="center"/>
-        </w:trPr>
-        <w:tc>
-          <w:tcPr>
-            <w:tcW w:w="5670" w:type="dxa"/>
-            <w:gridSpan w:val="4"/>
-            <w:tcBorders>
-              <w:top w:val="nil"/>
-              <w:left w:val="nil"/>
-              <w:bottom w:val="nil"/>
-              <w:right w:val="nil"/>
-            </w:tcBorders>
-            <w:shd w:val="clear" w:color="auto" w:fill="561B2F"/>
-            <w:tcMar>
-              <w:top w:w="20" w:type="dxa"/>
-              <w:left w:w="80" w:type="dxa"/>
-              <w:bottom w:w="20" w:type="dxa"/>
-              <w:right w:w="80" w:type="dxa"/>
-            </w:tcMar>
-            <w:vAlign w:val="center"/>
-          </w:tcPr>
-          <w:p>
-            <w:r>
-              <w:rPr>
-                <w:rFonts w:cs="Readex Pro Light"/>
-                <w:b/>
-                <w:bCs/>
-                <w:color w:val="FFFFFF"/>
-                <w:sz w:val="18"/>
-                <w:szCs w:val="18"/>
-              </w:rPr>
-              <w:t>Job Requirements and Qualifications</w:t>
-            </w:r>
-            <w:r>
-              <w:rPr>
-                <w:rFonts w:cs="Readex Pro Light"/>
-                <w:b/>
-                <w:bCs/>
-                <w:color w:val="FFFFFF"/>
-                <w:sz w:val="18"/>
-                <w:szCs w:val="18"/>
-              </w:rPr>
-              <w:tab/>
-            </w:r>
-          </w:p>
-        </w:tc>
-        <w:tc>
-          <w:tcPr>
-            <w:tcW w:w="5100" w:type="dxa"/>
-            <w:gridSpan w:val="3"/>
-            <w:tcBorders>
-              <w:top w:val="nil"/>
-              <w:left w:val="nil"/>
-              <w:bottom w:val="nil"/>
-              <w:right w:val="nil"/>
-            </w:tcBorders>
-            <w:shd w:val="clear" w:color="auto" w:fill="561B2F"/>
-            <w:tcMar>
-              <w:top w:w="20" w:type="dxa"/>
-              <w:left w:w="80" w:type="dxa"/>
-              <w:bottom w:w="20" w:type="dxa"/>
-              <w:right w:w="80" w:type="dxa"/>
-            </w:tcMar>
-            <w:vAlign w:val="center"/>
-          </w:tcPr>
-          <w:p>
-            <w:pPr>
-              <w:bidi/>
-            </w:pPr>
-            <w:r>
-              <w:rPr>
-                <w:rFonts w:ascii="Montserrat" w:hAnsi="Montserrat"/>
-                <w:b/>
-                <w:bCs/>
-                <w:color w:val="FFFFFF"/>
-                <w:sz w:val="18"/>
-                <w:szCs w:val="18"/>
-                <w:rtl/>
-              </w:rPr>
-              <w:t xml:space="preserve"> المتطلبات والمؤهلات المطلوبة</w:t>
-            </w:r>
-            <w:r>
-              <w:rPr>
-                <w:rFonts w:ascii="Montserrat" w:hAnsi="Montserrat"/>
-                <w:b/>
-                <w:bCs/>
-                <w:color w:val="FFFFFF"/>
-                <w:sz w:val="18"/>
-                <w:szCs w:val="18"/>
-                <w:rtl/>
-              </w:rPr>
-              <w:tab/>
-            </w:r>
-          </w:p>
-        </w:tc>
-      </w:tr>
-      <w:tr>
-        <w:trPr>
-          <w:cantSplit/>
-          <w:trHeight w:val="400"/>
-          <w:jc w:val="center"/>
-        </w:trPr>
-        <w:tc>
-          <w:tcPr>
-            <w:tcW w:w="2600" w:type="dxa"/>
-            <w:gridSpan w:val="2"/>
-            <w:tcBorders>
-              <w:top w:val="nil"/>
-              <w:left w:val="nil"/>
-              <w:bottom w:val="single" w:sz="2" w:space="0" w:color="AB794F"/>
-              <w:right w:val="nil"/>
-            </w:tcBorders>
-            <w:tcMar>
-              <w:top w:w="20" w:type="dxa"/>
-              <w:left w:w="80" w:type="dxa"/>
-              <w:bottom w:w="20" w:type="dxa"/>
-              <w:right w:w="80" w:type="dxa"/>
-            </w:tcMar>
-            <w:vAlign w:val="center"/>
-          </w:tcPr>
-          <w:p>
-            <w:r>
-              <w:rPr>
-                <w:rFonts w:cs="Readex Pro Light"/>
-                <w:color w:val="000000"/>
-              </w:rPr>
-              <w:t xml:space="preserve">Educational Background        </w:t>
-            </w:r>
-          </w:p>
-        </w:tc>
-        <w:tc>
-          <w:tcPr>
-            <w:tcW w:w="5570" w:type="dxa"/>
-            <w:gridSpan w:val="3"/>
-            <w:tcBorders>
-              <w:top w:val="nil"/>
-              <w:left w:val="nil"/>
-              <w:bottom w:val="single" w:sz="2" w:space="0" w:color="AB794F"/>
-              <w:right w:val="nil"/>
-            </w:tcBorders>
-            <w:tcMar>
-              <w:top w:w="20" w:type="dxa"/>
-              <w:left w:w="80" w:type="dxa"/>
-              <w:bottom w:w="20" w:type="dxa"/>
-              <w:right w:w="80" w:type="dxa"/>
-            </w:tcMar>
-            <w:vAlign w:val="bottom"/>
-          </w:tcPr>
-          <w:p/>
-        </w:tc>
-        <w:tc>
-          <w:tcPr>
-            <w:tcW w:w="2600" w:type="dxa"/>
-            <w:gridSpan w:val="2"/>
-            <w:tcBorders>
-              <w:top w:val="nil"/>
-              <w:left w:val="nil"/>
-              <w:bottom w:val="single" w:sz="2" w:space="0" w:color="AB794F"/>
-              <w:right w:val="nil"/>
-            </w:tcBorders>
-            <w:tcMar>
-              <w:top w:w="20" w:type="dxa"/>
-              <w:left w:w="80" w:type="dxa"/>
-              <w:bottom w:w="20" w:type="dxa"/>
-              <w:right w:w="80" w:type="dxa"/>
-            </w:tcMar>
-            <w:vAlign w:val="center"/>
-          </w:tcPr>
-          <w:p>
-            <w:pPr>
-              <w:bidi/>
-            </w:pPr>
-            <w:r>
-              <w:rPr>
-                <w:rFonts w:ascii="Montserrat" w:hAnsi="Montserrat"/>
-                <w:color w:val="000000"/>
-                <w:rtl/>
-              </w:rPr>
-              <w:t>المؤهلات العلمية</w:t>
-            </w:r>
-          </w:p>
-        </w:tc>
-      </w:tr>
-      <w:tr>
-        <w:trPr>
-          <w:cantSplit/>
-          <w:trHeight w:val="400"/>
-          <w:jc w:val="center"/>
-        </w:trPr>
-        <w:tc>
-          <w:tcPr>
-            <w:tcW w:w="2600" w:type="dxa"/>
-            <w:gridSpan w:val="2"/>
-            <w:tcBorders>
-              <w:top w:val="single" w:sz="2" w:space="0" w:color="AB794F"/>
-              <w:left w:val="nil"/>
-              <w:bottom w:val="single" w:sz="2" w:space="0" w:color="AB794F"/>
-              <w:right w:val="nil"/>
-            </w:tcBorders>
-            <w:tcMar>
-              <w:top w:w="20" w:type="dxa"/>
-              <w:left w:w="80" w:type="dxa"/>
-              <w:bottom w:w="20" w:type="dxa"/>
-              <w:right w:w="80" w:type="dxa"/>
-            </w:tcMar>
-            <w:vAlign w:val="center"/>
-          </w:tcPr>
-          <w:p>
-            <w:r>
-              <w:rPr>
-                <w:rFonts w:cs="Readex Pro Light"/>
-                <w:color w:val="000000"/>
-              </w:rPr>
-              <w:t>Experience Required</w:t>
-            </w:r>
-          </w:p>
-        </w:tc>
-        <w:tc>
-          <w:tcPr>
-            <w:tcW w:w="5570" w:type="dxa"/>
-            <w:gridSpan w:val="3"/>
-            <w:tcBorders>
-              <w:top w:val="single" w:sz="2" w:space="0" w:color="AB794F"/>
-              <w:left w:val="nil"/>
-              <w:bottom w:val="single" w:sz="2" w:space="0" w:color="AB794F"/>
-              <w:right w:val="nil"/>
-            </w:tcBorders>
-            <w:tcMar>
-              <w:top w:w="20" w:type="dxa"/>
-              <w:left w:w="80" w:type="dxa"/>
-              <w:bottom w:w="20" w:type="dxa"/>
-              <w:right w:w="80" w:type="dxa"/>
-            </w:tcMar>
-            <w:vAlign w:val="bottom"/>
-          </w:tcPr>
-          <w:p/>
-        </w:tc>
-        <w:tc>
-          <w:tcPr>
-            <w:tcW w:w="2600" w:type="dxa"/>
-            <w:gridSpan w:val="2"/>
-            <w:tcBorders>
-              <w:top w:val="single" w:sz="2" w:space="0" w:color="AB794F"/>
-              <w:left w:val="nil"/>
-              <w:bottom w:val="single" w:sz="2" w:space="0" w:color="AB794F"/>
-              <w:right w:val="nil"/>
-            </w:tcBorders>
-            <w:tcMar>
-              <w:top w:w="20" w:type="dxa"/>
-              <w:left w:w="80" w:type="dxa"/>
-              <w:bottom w:w="20" w:type="dxa"/>
-              <w:right w:w="80" w:type="dxa"/>
-            </w:tcMar>
-            <w:vAlign w:val="center"/>
-          </w:tcPr>
-          <w:p>
-            <w:pPr>
-              <w:bidi/>
-            </w:pPr>
-            <w:r>
-              <w:rPr>
-                <w:rFonts w:ascii="Montserrat" w:hAnsi="Montserrat"/>
-                <w:color w:val="000000"/>
-                <w:rtl/>
-              </w:rPr>
-              <w:t>الخبرة المطلوبة</w:t>
-            </w:r>
-          </w:p>
-        </w:tc>
-      </w:tr>
-      <w:tr>
-        <w:trPr>
-          <w:cantSplit/>
-          <w:trHeight w:val="182"/>
-          <w:jc w:val="center"/>
-        </w:trPr>
-        <w:tc>
-          <w:tcPr>
-            <w:tcW w:w="2600" w:type="dxa"/>
-            <w:gridSpan w:val="2"/>
-            <w:vMerge w:val="restart"/>
-            <w:tcBorders>
-              <w:top w:val="single" w:sz="2" w:space="0" w:color="AB794F"/>
-              <w:left w:val="nil"/>
-              <w:right w:val="nil"/>
-            </w:tcBorders>
-            <w:tcMar>
-              <w:top w:w="20" w:type="dxa"/>
-              <w:left w:w="80" w:type="dxa"/>
-              <w:bottom w:w="20" w:type="dxa"/>
-              <w:right w:w="80" w:type="dxa"/>
-            </w:tcMar>
-            <w:vAlign w:val="center"/>
-          </w:tcPr>
-          <w:p>
-            <w:r>
-              <w:rPr>
-                <w:rFonts w:cs="Readex Pro Light"/>
-                <w:color w:val="000000"/>
-              </w:rPr>
-              <w:t>Languages Required</w:t>
-            </w:r>
-          </w:p>
-        </w:tc>
-        <w:tc>
-          <w:tcPr>
-            <w:tcW w:w="2785" w:type="dxa"/>
-            <w:tcBorders>
-              <w:top w:val="single" w:sz="2" w:space="0" w:color="AB794F"/>
-              <w:left w:val="nil"/>
-              <w:bottom w:val="single" w:sz="2" w:space="0" w:color="AB794F"/>
-              <w:right w:val="nil"/>
-            </w:tcBorders>
-            <w:tcMar>
-              <w:top w:w="20" w:type="dxa"/>
-              <w:left w:w="80" w:type="dxa"/>
-              <w:bottom w:w="20" w:type="dxa"/>
-              <w:right w:w="80" w:type="dxa"/>
-            </w:tcMar>
-            <w:vAlign w:val="bottom"/>
-          </w:tcPr>
-          <w:p>
-            <w:r>
-              <w:t xml:space="preserve">English Language </w:t>
-            </w:r>
-            <w:r>
-              <w:rPr>
-                <w:rFonts w:hint="cs"/>
-                <w:rtl/>
-              </w:rPr>
-              <w:t>لغة</w:t>
-            </w:r>
-            <w:r>
-              <w:rPr>
-                <w:rtl/>
-              </w:rPr>
-              <w:t xml:space="preserve"> </w:t>
-            </w:r>
-            <w:r>
-              <w:rPr>
-                <w:rFonts w:hint="cs"/>
-                <w:rtl/>
-              </w:rPr>
-              <w:t>انجليزية</w:t>
-            </w:r>
-          </w:p>
-        </w:tc>
-        <w:tc>
-          <w:tcPr>
-            <w:tcW w:w="2785" w:type="dxa"/>
-            <w:gridSpan w:val="2"/>
-            <w:tcBorders>
-              <w:top w:val="single" w:sz="2" w:space="0" w:color="AB794F"/>
-              <w:left w:val="nil"/>
-              <w:bottom w:val="single" w:sz="2" w:space="0" w:color="AB794F"/>
-              <w:right w:val="nil"/>
-            </w:tcBorders>
-            <w:vAlign w:val="bottom"/>
-          </w:tcPr>
-          <w:p>
-            <w:pPr>
-              <w:jc w:val="right"/>
-            </w:pPr>
-            <w:r>
-              <w:t xml:space="preserve">Arabic Language </w:t>
-            </w:r>
-            <w:r>
-              <w:rPr>
-                <w:rFonts w:hint="cs"/>
-                <w:rtl/>
-              </w:rPr>
-              <w:t>لغة</w:t>
-            </w:r>
-            <w:r>
-              <w:rPr>
-                <w:rtl/>
-              </w:rPr>
-              <w:t xml:space="preserve"> </w:t>
-            </w:r>
-            <w:r>
-              <w:rPr>
-                <w:rFonts w:hint="cs"/>
-                <w:rtl/>
-              </w:rPr>
-              <w:t>عربية</w:t>
-            </w:r>
-          </w:p>
-        </w:tc>
-        <w:tc>
-          <w:tcPr>
-            <w:tcW w:w="2600" w:type="dxa"/>
-            <w:gridSpan w:val="2"/>
-            <w:vMerge w:val="restart"/>
-            <w:tcBorders>
-              <w:top w:val="single" w:sz="2" w:space="0" w:color="AB794F"/>
-              <w:left w:val="nil"/>
-              <w:right w:val="nil"/>
-            </w:tcBorders>
-            <w:tcMar>
-              <w:top w:w="20" w:type="dxa"/>
-              <w:left w:w="80" w:type="dxa"/>
-              <w:bottom w:w="20" w:type="dxa"/>
-              <w:right w:w="80" w:type="dxa"/>
-            </w:tcMar>
-            <w:vAlign w:val="center"/>
-          </w:tcPr>
-          <w:p>
-            <w:pPr>
-              <w:bidi/>
-            </w:pPr>
-            <w:r>
-              <w:rPr>
-                <w:rFonts w:ascii="Montserrat" w:hAnsi="Montserrat"/>
-                <w:color w:val="000000"/>
-                <w:rtl/>
-              </w:rPr>
-              <w:t xml:space="preserve"> اللغات المطلوبة</w:t>
-            </w:r>
-          </w:p>
-        </w:tc>
-      </w:tr>
-      <w:tr>
-        <w:trPr>
-          <w:cantSplit/>
-          <w:trHeight w:val="317"/>
-          <w:jc w:val="center"/>
-        </w:trPr>
-        <w:tc>
-          <w:tcPr>
-            <w:tcW w:w="2600" w:type="dxa"/>
-            <w:gridSpan w:val="2"/>
-            <w:vMerge/>
-            <w:tcBorders>
-              <w:left w:val="nil"/>
-              <w:bottom w:val="single" w:sz="2" w:space="0" w:color="AB794F"/>
-              <w:right w:val="nil"/>
-            </w:tcBorders>
-            <w:tcMar>
-              <w:top w:w="20" w:type="dxa"/>
-              <w:left w:w="80" w:type="dxa"/>
-              <w:bottom w:w="20" w:type="dxa"/>
-              <w:right w:w="80" w:type="dxa"/>
-            </w:tcMar>
-            <w:vAlign w:val="center"/>
-          </w:tcPr>
-          <w:p>
-            <w:pPr>
-              <w:rPr>
-                <w:rFonts w:cs="Readex Pro Light"/>
-                <w:color w:val="000000"/>
-              </w:rPr>
-            </w:pPr>
-          </w:p>
-        </w:tc>
-        <w:tc>
-          <w:tcPr>
-            <w:tcW w:w="2785" w:type="dxa"/>
-            <w:tcBorders>
-              <w:top w:val="single" w:sz="2" w:space="0" w:color="AB794F"/>
-              <w:left w:val="nil"/>
-              <w:bottom w:val="single" w:sz="2" w:space="0" w:color="AB794F"/>
-              <w:right w:val="nil"/>
-            </w:tcBorders>
-            <w:tcMar>
-              <w:top w:w="20" w:type="dxa"/>
-              <w:left w:w="80" w:type="dxa"/>
-              <w:bottom w:w="20" w:type="dxa"/>
-              <w:right w:w="80" w:type="dxa"/>
-            </w:tcMar>
-            <w:vAlign w:val="bottom"/>
-          </w:tcPr>
-          <w:p/>
-        </w:tc>
-        <w:tc>
-          <w:tcPr>
-            <w:tcW w:w="2785" w:type="dxa"/>
-            <w:gridSpan w:val="2"/>
-            <w:tcBorders>
-              <w:top w:val="single" w:sz="2" w:space="0" w:color="AB794F"/>
-              <w:left w:val="nil"/>
-              <w:bottom w:val="single" w:sz="2" w:space="0" w:color="AB794F"/>
-              <w:right w:val="nil"/>
-            </w:tcBorders>
-            <w:vAlign w:val="bottom"/>
-          </w:tcPr>
-          <w:p/>
-        </w:tc>
-        <w:tc>
-          <w:tcPr>
-            <w:tcW w:w="2600" w:type="dxa"/>
-            <w:gridSpan w:val="2"/>
-            <w:vMerge/>
-            <w:tcBorders>
-              <w:left w:val="nil"/>
-              <w:bottom w:val="single" w:sz="2" w:space="0" w:color="AB794F"/>
-              <w:right w:val="nil"/>
-            </w:tcBorders>
-            <w:tcMar>
-              <w:top w:w="20" w:type="dxa"/>
-              <w:left w:w="80" w:type="dxa"/>
-              <w:bottom w:w="20" w:type="dxa"/>
-              <w:right w:w="80" w:type="dxa"/>
-            </w:tcMar>
-            <w:vAlign w:val="center"/>
-          </w:tcPr>
-          <w:p>
-            <w:pPr>
-              <w:bidi/>
-              <w:rPr>
-                <w:rFonts w:ascii="Montserrat" w:hAnsi="Montserrat"/>
-                <w:color w:val="000000"/>
-                <w:rtl/>
-              </w:rPr>
-            </w:pPr>
-          </w:p>
-        </w:tc>
-      </w:tr>
-      <w:tr>
-        <w:trPr>
-          <w:cantSplit/>
-          <w:trHeight w:val="302"/>
-          <w:jc w:val="center"/>
-        </w:trPr>
-        <w:tc>
-          <w:tcPr>
-            <w:tcW w:w="5670" w:type="dxa"/>
-            <w:gridSpan w:val="4"/>
-            <w:tcBorders>
-              <w:top w:val="nil"/>
-              <w:left w:val="nil"/>
-              <w:bottom w:val="single" w:sz="4" w:space="0" w:color="auto"/>
-              <w:right w:val="nil"/>
-            </w:tcBorders>
-            <w:shd w:val="clear" w:color="auto" w:fill="561B2F"/>
-            <w:tcMar>
-              <w:top w:w="20" w:type="dxa"/>
-              <w:left w:w="80" w:type="dxa"/>
-              <w:bottom w:w="20" w:type="dxa"/>
-              <w:right w:w="80" w:type="dxa"/>
-            </w:tcMar>
-            <w:vAlign w:val="center"/>
-          </w:tcPr>
-          <w:p>
-            <w:pPr>
-              <w:rPr>
-                <w:sz w:val="16"/>
-                <w:szCs w:val="16"/>
-              </w:rPr>
-            </w:pPr>
-            <w:r>
-              <w:rPr>
-                <w:rFonts w:cs="Readex Pro Light"/>
-                <w:b/>
-                <w:bCs/>
-                <w:color w:val="FFFFFF"/>
-                <w:sz w:val="16"/>
-                <w:szCs w:val="16"/>
-              </w:rPr>
-              <w:t>(Briefly describe the skills and competencies needed for the requested position)</w:t>
-            </w:r>
-            <w:r>
-              <w:rPr>
-                <w:rFonts w:cs="Readex Pro Light"/>
-                <w:b/>
-                <w:bCs/>
-                <w:color w:val="FFFFFF"/>
-                <w:sz w:val="16"/>
-                <w:szCs w:val="16"/>
-              </w:rPr>
-              <w:tab/>
-            </w:r>
-          </w:p>
-        </w:tc>
-        <w:tc>
-          <w:tcPr>
-            <w:tcW w:w="5100" w:type="dxa"/>
-            <w:gridSpan w:val="3"/>
-            <w:tcBorders>
-              <w:top w:val="nil"/>
-              <w:left w:val="nil"/>
-              <w:bottom w:val="single" w:sz="4" w:space="0" w:color="auto"/>
-              <w:right w:val="nil"/>
-            </w:tcBorders>
-            <w:shd w:val="clear" w:color="auto" w:fill="561B2F"/>
-            <w:tcMar>
-              <w:top w:w="20" w:type="dxa"/>
-              <w:left w:w="80" w:type="dxa"/>
-              <w:bottom w:w="20" w:type="dxa"/>
-              <w:right w:w="80" w:type="dxa"/>
-            </w:tcMar>
-            <w:vAlign w:val="center"/>
-          </w:tcPr>
-          <w:p>
-            <w:pPr>
-              <w:bidi/>
-              <w:rPr>
-                <w:sz w:val="16"/>
-                <w:szCs w:val="16"/>
-              </w:rPr>
-            </w:pPr>
-            <w:r>
-              <w:rPr>
-                <w:rFonts w:ascii="Montserrat" w:hAnsi="Montserrat"/>
-                <w:b/>
-                <w:bCs/>
-                <w:color w:val="FFFFFF"/>
-                <w:sz w:val="16"/>
-                <w:szCs w:val="16"/>
-                <w:rtl/>
-              </w:rPr>
-              <w:t>(وصف مختصر للمهارات والكفاءات اللازمة للوظيفة المطلوبة)</w:t>
-            </w:r>
-            <w:r>
-              <w:rPr>
-                <w:rFonts w:ascii="Montserrat" w:hAnsi="Montserrat"/>
-                <w:b/>
-                <w:bCs/>
-                <w:color w:val="FFFFFF"/>
-                <w:sz w:val="16"/>
-                <w:szCs w:val="16"/>
-                <w:rtl/>
-              </w:rPr>
-              <w:tab/>
-            </w:r>
-          </w:p>
-        </w:tc>
-      </w:tr>
-      <w:tr>
-        <w:trPr>
-          <w:cantSplit/>
-          <w:trHeight w:val="1347"/>
-          <w:jc w:val="center"/>
-        </w:trPr>
-        <w:tc>
-          <w:tcPr>
-            <w:tcW w:w="1952" w:type="dxa"/>
-            <w:tcBorders>
-              <w:top w:val="single" w:sz="4" w:space="0" w:color="auto"/>
-              <w:left w:val="single" w:sz="4" w:space="0" w:color="auto"/>
-              <w:bottom w:val="single" w:sz="4" w:space="0" w:color="auto"/>
-              <w:right w:val="single" w:sz="4" w:space="0" w:color="auto"/>
-            </w:tcBorders>
-            <w:tcMar>
-              <w:top w:w="20" w:type="dxa"/>
-              <w:left w:w="80" w:type="dxa"/>
-              <w:bottom w:w="20" w:type="dxa"/>
-              <w:right w:w="80" w:type="dxa"/>
-            </w:tcMar>
-            <w:vAlign w:val="center"/>
-          </w:tcPr>
-          <w:p>
-            <w:r>
-              <w:rPr>
-                <w:rFonts w:cs="Readex Pro Light"/>
-                <w:color w:val="000000"/>
-              </w:rPr>
-              <w:t>Skills and Competencies Required</w:t>
-            </w:r>
-          </w:p>
-        </w:tc>
-        <w:tc>
-          <w:tcPr>
-            <w:tcW w:w="7380" w:type="dxa"/>
-            <w:gridSpan w:val="5"/>
-            <w:tcBorders>
-              <w:top w:val="single" w:sz="4" w:space="0" w:color="auto"/>
-              <w:left w:val="single" w:sz="4" w:space="0" w:color="auto"/>
-              <w:bottom w:val="single" w:sz="4" w:space="0" w:color="auto"/>
-              <w:right w:val="single" w:sz="4" w:space="0" w:color="auto"/>
-            </w:tcBorders>
-            <w:tcMar>
-              <w:top w:w="20" w:type="dxa"/>
-              <w:left w:w="80" w:type="dxa"/>
-              <w:bottom w:w="20" w:type="dxa"/>
-              <w:right w:w="80" w:type="dxa"/>
-            </w:tcMar>
-            <w:vAlign w:val="bottom"/>
-          </w:tcPr>
-          <w:p/>
-        </w:tc>
-        <w:tc>
-          <w:tcPr>
-            <w:tcW w:w="1438" w:type="dxa"/>
-            <w:tcBorders>
-              <w:top w:val="single" w:sz="4" w:space="0" w:color="auto"/>
-              <w:left w:val="single" w:sz="4" w:space="0" w:color="auto"/>
-              <w:bottom w:val="single" w:sz="4" w:space="0" w:color="auto"/>
-              <w:right w:val="single" w:sz="4" w:space="0" w:color="auto"/>
-            </w:tcBorders>
-            <w:tcMar>
-              <w:top w:w="20" w:type="dxa"/>
-              <w:left w:w="80" w:type="dxa"/>
-              <w:bottom w:w="20" w:type="dxa"/>
-              <w:right w:w="80" w:type="dxa"/>
-            </w:tcMar>
-            <w:vAlign w:val="center"/>
-          </w:tcPr>
-          <w:p>
-            <w:pPr>
-              <w:bidi/>
-            </w:pPr>
-            <w:r>
-              <w:rPr>
-                <w:rFonts w:ascii="Montserrat" w:hAnsi="Montserrat"/>
-                <w:color w:val="000000"/>
-                <w:rtl/>
-              </w:rPr>
-              <w:t xml:space="preserve"> المهارات والمؤهلات المطلوبة</w:t>
-            </w:r>
-          </w:p>
-        </w:tc>
-      </w:tr>
-      <w:tr>
-        <w:trPr>
-          <w:cantSplit/>
-          <w:trHeight w:val="400"/>
-          <w:jc w:val="center"/>
-        </w:trPr>
-        <w:tc>
-          <w:tcPr>
-            <w:tcW w:w="2600" w:type="dxa"/>
-            <w:gridSpan w:val="2"/>
-            <w:tcBorders>
-              <w:top w:val="single" w:sz="4" w:space="0" w:color="auto"/>
-              <w:left w:val="nil"/>
-              <w:bottom w:val="single" w:sz="2" w:space="0" w:color="AB794F"/>
-              <w:right w:val="nil"/>
-            </w:tcBorders>
-            <w:tcMar>
-              <w:top w:w="20" w:type="dxa"/>
-              <w:left w:w="80" w:type="dxa"/>
-              <w:bottom w:w="20" w:type="dxa"/>
-              <w:right w:w="80" w:type="dxa"/>
-            </w:tcMar>
-            <w:vAlign w:val="center"/>
-          </w:tcPr>
-          <w:p>
-            <w:r>
-              <w:rPr>
-                <w:rFonts w:cs="Readex Pro Light"/>
-                <w:color w:val="000000"/>
-              </w:rPr>
-              <w:t>Prepared by:</w:t>
-            </w:r>
-          </w:p>
-        </w:tc>
-        <w:tc>
-          <w:tcPr>
-            <w:tcW w:w="5570" w:type="dxa"/>
-            <w:gridSpan w:val="3"/>
-            <w:tcBorders>
-              <w:top w:val="single" w:sz="4" w:space="0" w:color="auto"/>
-              <w:left w:val="nil"/>
-              <w:bottom w:val="single" w:sz="2" w:space="0" w:color="AB794F"/>
-              <w:right w:val="nil"/>
-            </w:tcBorders>
-            <w:tcMar>
-              <w:top w:w="20" w:type="dxa"/>
-              <w:left w:w="80" w:type="dxa"/>
-              <w:bottom w:w="20" w:type="dxa"/>
-              <w:right w:w="80" w:type="dxa"/>
-            </w:tcMar>
-            <w:vAlign w:val="bottom"/>
-          </w:tcPr>
-          <w:p/>
-        </w:tc>
-        <w:tc>
-          <w:tcPr>
-            <w:tcW w:w="2600" w:type="dxa"/>
-            <w:gridSpan w:val="2"/>
-            <w:tcBorders>
-              <w:top w:val="single" w:sz="4" w:space="0" w:color="auto"/>
-              <w:left w:val="nil"/>
-              <w:bottom w:val="single" w:sz="2" w:space="0" w:color="AB794F"/>
-              <w:right w:val="nil"/>
-            </w:tcBorders>
-            <w:tcMar>
-              <w:top w:w="20" w:type="dxa"/>
-              <w:left w:w="80" w:type="dxa"/>
-              <w:bottom w:w="20" w:type="dxa"/>
-              <w:right w:w="80" w:type="dxa"/>
-            </w:tcMar>
-            <w:vAlign w:val="center"/>
-          </w:tcPr>
-          <w:p>
-            <w:pPr>
-              <w:bidi/>
-            </w:pPr>
-            <w:r>
-              <w:rPr>
-                <w:rFonts w:ascii="Montserrat" w:hAnsi="Montserrat"/>
-                <w:color w:val="000000"/>
-                <w:rtl/>
-              </w:rPr>
-              <w:t xml:space="preserve">  إعداد:</w:t>
-            </w:r>
-          </w:p>
-        </w:tc>
-      </w:tr>
-      <w:tr>
-        <w:trPr>
-          <w:cantSplit/>
-          <w:trHeight w:val="400"/>
-          <w:jc w:val="center"/>
-        </w:trPr>
-        <w:tc>
-          <w:tcPr>
-            <w:tcW w:w="2600" w:type="dxa"/>
-            <w:gridSpan w:val="2"/>
-            <w:tcBorders>
-              <w:top w:val="single" w:sz="2" w:space="0" w:color="AB794F"/>
-              <w:left w:val="nil"/>
-              <w:bottom w:val="single" w:sz="2" w:space="0" w:color="AB794F"/>
-              <w:right w:val="nil"/>
-            </w:tcBorders>
-            <w:tcMar>
-              <w:top w:w="20" w:type="dxa"/>
-              <w:left w:w="80" w:type="dxa"/>
-              <w:bottom w:w="20" w:type="dxa"/>
-              <w:right w:w="80" w:type="dxa"/>
-            </w:tcMar>
-            <w:vAlign w:val="center"/>
-          </w:tcPr>
-          <w:p>
-            <w:r>
-              <w:rPr>
-                <w:rFonts w:cs="Readex Pro Light"/>
-                <w:color w:val="000000"/>
-              </w:rPr>
-              <w:t>Signature &amp; Date:</w:t>
-            </w:r>
-          </w:p>
-        </w:tc>
-        <w:tc>
-          <w:tcPr>
-            <w:tcW w:w="5570" w:type="dxa"/>
-            <w:gridSpan w:val="3"/>
-            <w:tcBorders>
-              <w:top w:val="single" w:sz="2" w:space="0" w:color="AB794F"/>
-              <w:left w:val="nil"/>
-              <w:bottom w:val="single" w:sz="2" w:space="0" w:color="AB794F"/>
-              <w:right w:val="nil"/>
-            </w:tcBorders>
-            <w:tcMar>
-              <w:top w:w="20" w:type="dxa"/>
-              <w:left w:w="80" w:type="dxa"/>
-              <w:bottom w:w="20" w:type="dxa"/>
-              <w:right w:w="80" w:type="dxa"/>
-            </w:tcMar>
-            <w:vAlign w:val="bottom"/>
-          </w:tcPr>
-          <w:p/>
-        </w:tc>
-        <w:tc>
-          <w:tcPr>
-            <w:tcW w:w="2600" w:type="dxa"/>
-            <w:gridSpan w:val="2"/>
-            <w:tcBorders>
-              <w:top w:val="single" w:sz="2" w:space="0" w:color="AB794F"/>
-              <w:left w:val="nil"/>
-              <w:bottom w:val="single" w:sz="2" w:space="0" w:color="AB794F"/>
-              <w:right w:val="nil"/>
-            </w:tcBorders>
-            <w:tcMar>
-              <w:top w:w="20" w:type="dxa"/>
-              <w:left w:w="80" w:type="dxa"/>
-              <w:bottom w:w="20" w:type="dxa"/>
-              <w:right w:w="80" w:type="dxa"/>
-            </w:tcMar>
-            <w:vAlign w:val="center"/>
-          </w:tcPr>
-          <w:p>
-            <w:pPr>
-              <w:bidi/>
-            </w:pPr>
-            <w:r>
-              <w:rPr>
-                <w:rFonts w:ascii="Montserrat" w:hAnsi="Montserrat"/>
-                <w:color w:val="000000"/>
-                <w:rtl/>
-              </w:rPr>
-              <w:t xml:space="preserve"> التاريخ والتوقيع:</w:t>
-            </w:r>
-          </w:p>
-        </w:tc>
-      </w:tr>
-      <w:tr>
-        <w:trPr>
-          <w:cantSplit/>
-          <w:trHeight w:val="151"/>
-          <w:jc w:val="center"/>
-        </w:trPr>
-        <w:tc>
-          <w:tcPr>
-            <w:tcW w:w="5670" w:type="dxa"/>
-            <w:gridSpan w:val="4"/>
-            <w:tcBorders>
-              <w:top w:val="nil"/>
-              <w:left w:val="nil"/>
-              <w:bottom w:val="nil"/>
-              <w:right w:val="nil"/>
-            </w:tcBorders>
-            <w:shd w:val="clear" w:color="auto" w:fill="561B2F"/>
-            <w:tcMar>
-              <w:top w:w="20" w:type="dxa"/>
-              <w:left w:w="80" w:type="dxa"/>
-              <w:bottom w:w="20" w:type="dxa"/>
-              <w:right w:w="80" w:type="dxa"/>
-            </w:tcMar>
-            <w:vAlign w:val="center"/>
-          </w:tcPr>
-          <w:p>
-            <w:r>
-              <w:rPr>
-                <w:rFonts w:cs="Readex Pro Light"/>
-                <w:b/>
-                <w:bCs/>
-                <w:color w:val="FFFFFF"/>
-                <w:sz w:val="18"/>
-                <w:szCs w:val="18"/>
-              </w:rPr>
-              <w:t>Approvals</w:t>
-            </w:r>
-            <w:r>
-              <w:rPr>
-                <w:rFonts w:cs="Readex Pro Light"/>
-                <w:b/>
-                <w:bCs/>
-                <w:color w:val="FFFFFF"/>
-                <w:sz w:val="18"/>
-                <w:szCs w:val="18"/>
-              </w:rPr>
-              <w:tab/>
-            </w:r>
-          </w:p>
-        </w:tc>
-        <w:tc>
-          <w:tcPr>
-            <w:tcW w:w="5100" w:type="dxa"/>
-            <w:gridSpan w:val="3"/>
-            <w:tcBorders>
-              <w:top w:val="nil"/>
-              <w:left w:val="nil"/>
-              <w:bottom w:val="nil"/>
-              <w:right w:val="nil"/>
-            </w:tcBorders>
-            <w:shd w:val="clear" w:color="auto" w:fill="561B2F"/>
-            <w:tcMar>
-              <w:top w:w="20" w:type="dxa"/>
-              <w:left w:w="80" w:type="dxa"/>
-              <w:bottom w:w="20" w:type="dxa"/>
-              <w:right w:w="80" w:type="dxa"/>
-            </w:tcMar>
-            <w:vAlign w:val="center"/>
-          </w:tcPr>
-          <w:p>
-            <w:pPr>
-              <w:bidi/>
-            </w:pPr>
-            <w:r>
-              <w:rPr>
-                <w:rFonts w:ascii="Montserrat" w:hAnsi="Montserrat"/>
-                <w:b/>
-                <w:bCs/>
-                <w:color w:val="FFFFFF"/>
-                <w:sz w:val="18"/>
-                <w:szCs w:val="18"/>
-                <w:rtl/>
-              </w:rPr>
-              <w:t xml:space="preserve"> الاعتمادات</w:t>
-            </w:r>
-            <w:r>
-              <w:rPr>
-                <w:rFonts w:ascii="Montserrat" w:hAnsi="Montserrat"/>
-                <w:b/>
-                <w:bCs/>
-                <w:color w:val="FFFFFF"/>
-                <w:sz w:val="18"/>
-                <w:szCs w:val="18"/>
-                <w:rtl/>
-              </w:rPr>
-              <w:tab/>
-            </w:r>
-          </w:p>
-        </w:tc>
-      </w:tr>
-      <w:tr>
-        <w:trPr>
-          <w:cantSplit/>
-          <w:trHeight w:val="400"/>
-          <w:jc w:val="center"/>
-        </w:trPr>
-        <w:tc>
-          <w:tcPr>
-            <w:tcW w:w="2600" w:type="dxa"/>
-            <w:gridSpan w:val="2"/>
-            <w:tcBorders>
-              <w:top w:val="nil"/>
-              <w:left w:val="nil"/>
-              <w:bottom w:val="single" w:sz="2" w:space="0" w:color="AB794F"/>
-              <w:right w:val="nil"/>
-            </w:tcBorders>
-            <w:tcMar>
-              <w:top w:w="20" w:type="dxa"/>
-              <w:left w:w="80" w:type="dxa"/>
-              <w:bottom w:w="20" w:type="dxa"/>
-              <w:right w:w="80" w:type="dxa"/>
-            </w:tcMar>
-            <w:vAlign w:val="center"/>
-          </w:tcPr>
-          <w:p>
-            <w:r>
-              <w:rPr>
-                <w:rFonts w:cs="Readex Pro Light"/>
-                <w:color w:val="000000"/>
-              </w:rPr>
-              <w:t>Head Of Department</w:t>
-            </w:r>
-          </w:p>
-        </w:tc>
-        <w:tc>
-          <w:tcPr>
-            <w:tcW w:w="5570" w:type="dxa"/>
-            <w:gridSpan w:val="3"/>
-            <w:tcBorders>
-              <w:top w:val="nil"/>
-              <w:left w:val="nil"/>
-              <w:bottom w:val="single" w:sz="2" w:space="0" w:color="AB794F"/>
-              <w:right w:val="nil"/>
-            </w:tcBorders>
-            <w:tcMar>
-              <w:top w:w="20" w:type="dxa"/>
-              <w:left w:w="80" w:type="dxa"/>
-              <w:bottom w:w="20" w:type="dxa"/>
-              <w:right w:w="80" w:type="dxa"/>
-            </w:tcMar>
-            <w:vAlign w:val="bottom"/>
-          </w:tcPr>
-          <w:p/>
-        </w:tc>
-        <w:tc>
-          <w:tcPr>
-            <w:tcW w:w="2600" w:type="dxa"/>
-            <w:gridSpan w:val="2"/>
-            <w:tcBorders>
-              <w:top w:val="nil"/>
-              <w:left w:val="nil"/>
-              <w:bottom w:val="single" w:sz="2" w:space="0" w:color="AB794F"/>
-              <w:right w:val="nil"/>
-            </w:tcBorders>
-            <w:tcMar>
-              <w:top w:w="20" w:type="dxa"/>
-              <w:left w:w="80" w:type="dxa"/>
-              <w:bottom w:w="20" w:type="dxa"/>
-              <w:right w:w="80" w:type="dxa"/>
-            </w:tcMar>
-            <w:vAlign w:val="center"/>
-          </w:tcPr>
-          <w:p>
-            <w:pPr>
-              <w:bidi/>
-            </w:pPr>
-            <w:r>
-              <w:rPr>
-                <w:rFonts w:ascii="Montserrat" w:hAnsi="Montserrat"/>
-                <w:color w:val="000000"/>
-                <w:rtl/>
-              </w:rPr>
-              <w:t xml:space="preserve"> توقيع رئيس القسم</w:t>
-            </w:r>
-          </w:p>
-        </w:tc>
-      </w:tr>
-      <w:tr>
-        <w:trPr>
-          <w:cantSplit/>
-          <w:trHeight w:val="400"/>
-          <w:jc w:val="center"/>
-        </w:trPr>
-        <w:tc>
-          <w:tcPr>
-            <w:tcW w:w="2600" w:type="dxa"/>
-            <w:gridSpan w:val="2"/>
-            <w:tcBorders>
-              <w:top w:val="single" w:sz="2" w:space="0" w:color="AB794F"/>
-              <w:left w:val="nil"/>
-              <w:bottom w:val="single" w:sz="2" w:space="0" w:color="AB794F"/>
-              <w:right w:val="nil"/>
-            </w:tcBorders>
-            <w:tcMar>
-              <w:top w:w="20" w:type="dxa"/>
-              <w:left w:w="80" w:type="dxa"/>
-              <w:bottom w:w="20" w:type="dxa"/>
-              <w:right w:w="80" w:type="dxa"/>
-            </w:tcMar>
-            <w:vAlign w:val="center"/>
-          </w:tcPr>
-          <w:p>
-            <w:r>
-              <w:rPr>
-                <w:rFonts w:cs="Readex Pro Light"/>
-                <w:color w:val="000000"/>
-              </w:rPr>
-              <w:t xml:space="preserve">Head of Division/Office  </w:t>
-            </w:r>
-          </w:p>
-        </w:tc>
-        <w:tc>
-          <w:tcPr>
-            <w:tcW w:w="5570" w:type="dxa"/>
-            <w:gridSpan w:val="3"/>
-            <w:tcBorders>
-              <w:top w:val="single" w:sz="2" w:space="0" w:color="AB794F"/>
-              <w:left w:val="nil"/>
-              <w:bottom w:val="single" w:sz="2" w:space="0" w:color="AB794F"/>
-              <w:right w:val="nil"/>
-            </w:tcBorders>
-            <w:tcMar>
-              <w:top w:w="20" w:type="dxa"/>
-              <w:left w:w="80" w:type="dxa"/>
-              <w:bottom w:w="20" w:type="dxa"/>
-              <w:right w:w="80" w:type="dxa"/>
-            </w:tcMar>
-            <w:vAlign w:val="bottom"/>
-          </w:tcPr>
-          <w:p/>
-        </w:tc>
-        <w:tc>
-          <w:tcPr>
-            <w:tcW w:w="2600" w:type="dxa"/>
-            <w:gridSpan w:val="2"/>
-            <w:tcBorders>
-              <w:top w:val="single" w:sz="2" w:space="0" w:color="AB794F"/>
-              <w:left w:val="nil"/>
-              <w:bottom w:val="single" w:sz="2" w:space="0" w:color="AB794F"/>
-              <w:right w:val="nil"/>
-            </w:tcBorders>
-            <w:tcMar>
-              <w:top w:w="20" w:type="dxa"/>
-              <w:left w:w="80" w:type="dxa"/>
-              <w:bottom w:w="20" w:type="dxa"/>
-              <w:right w:w="80" w:type="dxa"/>
-            </w:tcMar>
-            <w:vAlign w:val="center"/>
-          </w:tcPr>
-          <w:p>
-            <w:pPr>
-              <w:bidi/>
-            </w:pPr>
-            <w:r>
-              <w:rPr>
-                <w:rFonts w:ascii="Montserrat" w:hAnsi="Montserrat"/>
-                <w:color w:val="000000"/>
-                <w:rtl/>
-              </w:rPr>
-              <w:t xml:space="preserve"> توقيع مدير الادارة / المكتب</w:t>
-            </w:r>
-          </w:p>
-        </w:tc>
-      </w:tr>
-      <w:tr>
-        <w:trPr>
-          <w:cantSplit/>
-          <w:trHeight w:val="302"/>
-          <w:jc w:val="center"/>
-        </w:trPr>
-        <w:tc>
-          <w:tcPr>
-            <w:tcW w:w="5670" w:type="dxa"/>
-            <w:gridSpan w:val="4"/>
-            <w:tcBorders>
-              <w:top w:val="nil"/>
-              <w:left w:val="nil"/>
-              <w:bottom w:val="nil"/>
-              <w:right w:val="nil"/>
-            </w:tcBorders>
-            <w:shd w:val="clear" w:color="auto" w:fill="561B2F"/>
-            <w:tcMar>
-              <w:top w:w="20" w:type="dxa"/>
-              <w:left w:w="80" w:type="dxa"/>
-              <w:bottom w:w="20" w:type="dxa"/>
-              <w:right w:w="80" w:type="dxa"/>
-            </w:tcMar>
-            <w:vAlign w:val="center"/>
-          </w:tcPr>
-          <w:p>
-            <w:r>
-              <w:rPr>
-                <w:rFonts w:cs="Readex Pro Light"/>
-                <w:b/>
-                <w:bCs/>
-                <w:color w:val="FFFFFF"/>
-                <w:sz w:val="18"/>
-                <w:szCs w:val="18"/>
-              </w:rPr>
-              <w:t>Human Resource Department</w:t>
-            </w:r>
-            <w:r>
-              <w:rPr>
-                <w:rFonts w:cs="Readex Pro Light"/>
-                <w:b/>
-                <w:bCs/>
-                <w:color w:val="FFFFFF"/>
-                <w:sz w:val="18"/>
-                <w:szCs w:val="18"/>
-              </w:rPr>
-              <w:tab/>
-            </w:r>
-          </w:p>
-        </w:tc>
-        <w:tc>
-          <w:tcPr>
-            <w:tcW w:w="5100" w:type="dxa"/>
-            <w:gridSpan w:val="3"/>
-            <w:tcBorders>
-              <w:top w:val="nil"/>
-              <w:left w:val="nil"/>
-              <w:bottom w:val="nil"/>
-              <w:right w:val="nil"/>
-            </w:tcBorders>
-            <w:shd w:val="clear" w:color="auto" w:fill="561B2F"/>
-            <w:tcMar>
-              <w:top w:w="20" w:type="dxa"/>
-              <w:left w:w="80" w:type="dxa"/>
-              <w:bottom w:w="20" w:type="dxa"/>
-              <w:right w:w="80" w:type="dxa"/>
-            </w:tcMar>
-            <w:vAlign w:val="center"/>
-          </w:tcPr>
-          <w:p>
-            <w:pPr>
-              <w:bidi/>
-            </w:pPr>
-            <w:r>
-              <w:rPr>
-                <w:rFonts w:ascii="Montserrat" w:hAnsi="Montserrat"/>
-                <w:b/>
-                <w:bCs/>
-                <w:color w:val="FFFFFF"/>
-                <w:sz w:val="18"/>
-                <w:szCs w:val="18"/>
-                <w:rtl/>
-              </w:rPr>
-              <w:t xml:space="preserve"> قسم الموارد البشرية</w:t>
-            </w:r>
-            <w:r>
-              <w:rPr>
-                <w:rFonts w:ascii="Montserrat" w:hAnsi="Montserrat"/>
-                <w:b/>
-                <w:bCs/>
-                <w:color w:val="FFFFFF"/>
-                <w:sz w:val="18"/>
-                <w:szCs w:val="18"/>
-                <w:rtl/>
-              </w:rPr>
-              <w:tab/>
-            </w:r>
-          </w:p>
-        </w:tc>
-      </w:tr>
-      <w:tr>
-        <w:trPr>
-          <w:cantSplit/>
-          <w:trHeight w:val="400"/>
-          <w:jc w:val="center"/>
-        </w:trPr>
-        <w:tc>
-          <w:tcPr>
-            <w:tcW w:w="2600" w:type="dxa"/>
-            <w:gridSpan w:val="2"/>
-            <w:tcBorders>
-              <w:top w:val="nil"/>
-              <w:left w:val="nil"/>
-              <w:bottom w:val="single" w:sz="2" w:space="0" w:color="AB794F"/>
-              <w:right w:val="nil"/>
-            </w:tcBorders>
-            <w:tcMar>
-              <w:top w:w="20" w:type="dxa"/>
-              <w:left w:w="80" w:type="dxa"/>
-              <w:bottom w:w="20" w:type="dxa"/>
-              <w:right w:w="80" w:type="dxa"/>
-            </w:tcMar>
-            <w:vAlign w:val="center"/>
-          </w:tcPr>
-          <w:p>
-            <w:r>
-              <w:rPr>
-                <w:rFonts w:cs="Readex Pro Light"/>
-                <w:color w:val="000000"/>
-              </w:rPr>
-              <w:t>Head of Hiring Unit</w:t>
-            </w:r>
-          </w:p>
-        </w:tc>
-        <w:tc>
-          <w:tcPr>
-            <w:tcW w:w="5570" w:type="dxa"/>
-            <w:gridSpan w:val="3"/>
-            <w:tcBorders>
-              <w:top w:val="nil"/>
-              <w:left w:val="nil"/>
-              <w:bottom w:val="single" w:sz="2" w:space="0" w:color="AB794F"/>
-              <w:right w:val="nil"/>
-            </w:tcBorders>
-            <w:tcMar>
-              <w:top w:w="20" w:type="dxa"/>
-              <w:left w:w="80" w:type="dxa"/>
-              <w:bottom w:w="20" w:type="dxa"/>
-              <w:right w:w="80" w:type="dxa"/>
-            </w:tcMar>
-            <w:vAlign w:val="bottom"/>
-          </w:tcPr>
-          <w:p/>
-        </w:tc>
-        <w:tc>
-          <w:tcPr>
-            <w:tcW w:w="2600" w:type="dxa"/>
-            <w:gridSpan w:val="2"/>
-            <w:tcBorders>
-              <w:top w:val="nil"/>
-              <w:left w:val="nil"/>
-              <w:bottom w:val="single" w:sz="2" w:space="0" w:color="AB794F"/>
-              <w:right w:val="nil"/>
-            </w:tcBorders>
-            <w:tcMar>
-              <w:top w:w="20" w:type="dxa"/>
-              <w:left w:w="80" w:type="dxa"/>
-              <w:bottom w:w="20" w:type="dxa"/>
-              <w:right w:w="80" w:type="dxa"/>
-            </w:tcMar>
-            <w:vAlign w:val="center"/>
-          </w:tcPr>
-          <w:p>
-            <w:pPr>
-              <w:bidi/>
-            </w:pPr>
-            <w:r>
-              <w:rPr>
-                <w:rFonts w:ascii="Montserrat" w:hAnsi="Montserrat"/>
-                <w:color w:val="000000"/>
-                <w:rtl/>
-              </w:rPr>
-              <w:t xml:space="preserve"> رئيس وحدة التوظيف</w:t>
-            </w:r>
-          </w:p>
-        </w:tc>
-      </w:tr>
-      <w:tr>
-        <w:trPr>
-          <w:cantSplit/>
-          <w:trHeight w:val="400"/>
-          <w:jc w:val="center"/>
-        </w:trPr>
-        <w:tc>
-          <w:tcPr>
-            <w:tcW w:w="2600" w:type="dxa"/>
-            <w:gridSpan w:val="2"/>
-            <w:tcBorders>
-              <w:top w:val="single" w:sz="2" w:space="0" w:color="AB794F"/>
-              <w:left w:val="nil"/>
-              <w:bottom w:val="single" w:sz="2" w:space="0" w:color="AB794F"/>
-              <w:right w:val="nil"/>
-            </w:tcBorders>
-            <w:tcMar>
-              <w:top w:w="20" w:type="dxa"/>
-              <w:left w:w="80" w:type="dxa"/>
-              <w:bottom w:w="20" w:type="dxa"/>
-              <w:right w:w="80" w:type="dxa"/>
-            </w:tcMar>
-            <w:vAlign w:val="center"/>
-          </w:tcPr>
-          <w:p>
-            <w:r>
-              <w:rPr>
-                <w:rFonts w:cs="Readex Pro Light"/>
-                <w:color w:val="000000"/>
-              </w:rPr>
-              <w:t>Head of Human Resource</w:t>
-            </w:r>
-          </w:p>
-        </w:tc>
-        <w:tc>
-          <w:tcPr>
-            <w:tcW w:w="5570" w:type="dxa"/>
-            <w:gridSpan w:val="3"/>
-            <w:tcBorders>
-              <w:top w:val="single" w:sz="2" w:space="0" w:color="AB794F"/>
-              <w:left w:val="nil"/>
-              <w:bottom w:val="single" w:sz="2" w:space="0" w:color="AB794F"/>
-              <w:right w:val="nil"/>
-            </w:tcBorders>
-            <w:tcMar>
-              <w:top w:w="20" w:type="dxa"/>
-              <w:left w:w="80" w:type="dxa"/>
-              <w:bottom w:w="20" w:type="dxa"/>
-              <w:right w:w="80" w:type="dxa"/>
-            </w:tcMar>
-            <w:vAlign w:val="bottom"/>
-          </w:tcPr>
-          <w:p/>
-        </w:tc>
-        <w:tc>
-          <w:tcPr>
-            <w:tcW w:w="2600" w:type="dxa"/>
-            <w:gridSpan w:val="2"/>
-            <w:tcBorders>
-              <w:top w:val="single" w:sz="2" w:space="0" w:color="AB794F"/>
-              <w:left w:val="nil"/>
-              <w:bottom w:val="single" w:sz="2" w:space="0" w:color="AB794F"/>
-              <w:right w:val="nil"/>
-            </w:tcBorders>
-            <w:tcMar>
-              <w:top w:w="20" w:type="dxa"/>
-              <w:left w:w="80" w:type="dxa"/>
-              <w:bottom w:w="20" w:type="dxa"/>
-              <w:right w:w="80" w:type="dxa"/>
-            </w:tcMar>
-            <w:vAlign w:val="center"/>
-          </w:tcPr>
-          <w:p>
-            <w:pPr>
-              <w:bidi/>
-            </w:pPr>
-            <w:r>
-              <w:rPr>
-                <w:rFonts w:ascii="Montserrat" w:hAnsi="Montserrat"/>
-                <w:color w:val="000000"/>
-                <w:rtl/>
-              </w:rPr>
-              <w:t xml:space="preserve"> رئيس قسم الموارد البشرية</w:t>
-            </w:r>
-          </w:p>
-        </w:tc>
-      </w:tr>
-      <w:tr>
-        <w:trPr>
-          <w:cantSplit/>
-          <w:trHeight w:val="302"/>
-          <w:jc w:val="center"/>
-        </w:trPr>
-        <w:tc>
-          <w:tcPr>
-            <w:tcW w:w="5670" w:type="dxa"/>
-            <w:gridSpan w:val="4"/>
-            <w:tcBorders>
-              <w:top w:val="nil"/>
-              <w:left w:val="nil"/>
-              <w:bottom w:val="nil"/>
-              <w:right w:val="nil"/>
-            </w:tcBorders>
-            <w:shd w:val="clear" w:color="auto" w:fill="561B2F"/>
-            <w:tcMar>
-              <w:top w:w="20" w:type="dxa"/>
-              <w:left w:w="80" w:type="dxa"/>
-              <w:bottom w:w="20" w:type="dxa"/>
-              <w:right w:w="80" w:type="dxa"/>
-            </w:tcMar>
-            <w:vAlign w:val="center"/>
-          </w:tcPr>
-          <w:p>
-            <w:r>
-              <w:rPr>
-                <w:rFonts w:cs="Readex Pro Light"/>
-                <w:b/>
-                <w:bCs/>
-                <w:color w:val="FFFFFF"/>
-                <w:sz w:val="18"/>
-                <w:szCs w:val="18"/>
-              </w:rPr>
-              <w:t>General Manager Authentication</w:t>
-            </w:r>
-            <w:r>
-              <w:rPr>
-                <w:rFonts w:cs="Readex Pro Light"/>
-                <w:b/>
-                <w:bCs/>
-                <w:color w:val="FFFFFF"/>
-                <w:sz w:val="18"/>
-                <w:szCs w:val="18"/>
-              </w:rPr>
-              <w:tab/>
-            </w:r>
-          </w:p>
-        </w:tc>
-        <w:tc>
-          <w:tcPr>
-            <w:tcW w:w="5100" w:type="dxa"/>
-            <w:gridSpan w:val="3"/>
-            <w:tcBorders>
-              <w:top w:val="nil"/>
-              <w:left w:val="nil"/>
-              <w:bottom w:val="nil"/>
-              <w:right w:val="nil"/>
-            </w:tcBorders>
-            <w:shd w:val="clear" w:color="auto" w:fill="561B2F"/>
-            <w:tcMar>
-              <w:top w:w="20" w:type="dxa"/>
-              <w:left w:w="80" w:type="dxa"/>
-              <w:bottom w:w="20" w:type="dxa"/>
-              <w:right w:w="80" w:type="dxa"/>
-            </w:tcMar>
-            <w:vAlign w:val="center"/>
-          </w:tcPr>
-          <w:p>
-            <w:pPr>
-              <w:bidi/>
-            </w:pPr>
-            <w:r>
-              <w:rPr>
-                <w:rFonts w:ascii="Montserrat" w:hAnsi="Montserrat"/>
-                <w:b/>
-                <w:bCs/>
-                <w:color w:val="FFFFFF"/>
-                <w:sz w:val="18"/>
-                <w:szCs w:val="18"/>
-                <w:rtl/>
-              </w:rPr>
-              <w:t xml:space="preserve"> اعتماد المدير العام</w:t>
-            </w:r>
-            <w:r>
-              <w:rPr>
-                <w:rFonts w:ascii="Montserrat" w:hAnsi="Montserrat"/>
-                <w:b/>
-                <w:bCs/>
-                <w:color w:val="FFFFFF"/>
-                <w:sz w:val="18"/>
-                <w:szCs w:val="18"/>
-                <w:rtl/>
-              </w:rPr>
-              <w:tab/>
-            </w:r>
-          </w:p>
-        </w:tc>
-      </w:tr>
-      <w:tr>
-        <w:trPr>
-          <w:cantSplit/>
-          <w:trHeight w:val="400"/>
-          <w:jc w:val="center"/>
-        </w:trPr>
-        <w:tc>
-          <w:tcPr>
-            <w:tcW w:w="2600" w:type="dxa"/>
-            <w:gridSpan w:val="2"/>
-            <w:tcBorders>
-              <w:top w:val="nil"/>
-              <w:left w:val="nil"/>
-              <w:bottom w:val="single" w:sz="2" w:space="0" w:color="AB794F"/>
-              <w:right w:val="nil"/>
-            </w:tcBorders>
-            <w:tcMar>
-              <w:top w:w="20" w:type="dxa"/>
-              <w:left w:w="80" w:type="dxa"/>
-              <w:bottom w:w="20" w:type="dxa"/>
-              <w:right w:w="80" w:type="dxa"/>
-            </w:tcMar>
-            <w:vAlign w:val="center"/>
-          </w:tcPr>
-          <w:p>
-            <w:r>
-              <w:rPr>
-                <w:rFonts w:cs="Readex Pro Light"/>
-                <w:color w:val="000000"/>
-              </w:rPr>
-              <w:t>Signature &amp; Date</w:t>
-            </w:r>
-          </w:p>
-        </w:tc>
-        <w:tc>
-          <w:tcPr>
-            <w:tcW w:w="5570" w:type="dxa"/>
-            <w:gridSpan w:val="3"/>
-            <w:tcBorders>
-              <w:top w:val="nil"/>
-              <w:left w:val="nil"/>
-              <w:bottom w:val="single" w:sz="2" w:space="0" w:color="AB794F"/>
-              <w:right w:val="nil"/>
-            </w:tcBorders>
-            <w:tcMar>
-              <w:top w:w="20" w:type="dxa"/>
-              <w:left w:w="80" w:type="dxa"/>
-              <w:bottom w:w="20" w:type="dxa"/>
-              <w:right w:w="80" w:type="dxa"/>
-            </w:tcMar>
-            <w:vAlign w:val="bottom"/>
-          </w:tcPr>
-          <w:p/>
-        </w:tc>
-        <w:tc>
-          <w:tcPr>
-            <w:tcW w:w="2600" w:type="dxa"/>
-            <w:gridSpan w:val="2"/>
-            <w:tcBorders>
-              <w:top w:val="nil"/>
-              <w:left w:val="nil"/>
-              <w:bottom w:val="single" w:sz="2" w:space="0" w:color="AB794F"/>
-              <w:right w:val="nil"/>
-            </w:tcBorders>
-            <w:tcMar>
-              <w:top w:w="20" w:type="dxa"/>
-              <w:left w:w="80" w:type="dxa"/>
-              <w:bottom w:w="20" w:type="dxa"/>
-              <w:right w:w="80" w:type="dxa"/>
-            </w:tcMar>
-            <w:vAlign w:val="center"/>
-          </w:tcPr>
-          <w:p>
-            <w:pPr>
-              <w:bidi/>
-            </w:pPr>
-            <w:r>
-              <w:rPr>
-                <w:rFonts w:ascii="Montserrat" w:hAnsi="Montserrat"/>
                 <w:color w:val="000000"/>
                 <w:rtl/>
               </w:rPr>
@@ -2666,7 +2845,7 @@
         <w:tc>
           <w:tcPr>
             <w:tcW w:w="10770" w:type="dxa"/>
-            <w:gridSpan w:val="7"/>
+            <w:gridSpan w:val="10"/>
             <w:tcBorders>
               <w:top w:val="single" w:sz="16" w:space="0" w:color="561B2F"/>
               <w:left w:val="single" w:sz="16" w:space="0" w:color="561B2F"/>
@@ -2684,13 +2863,11 @@
             <w:pPr>
               <w:spacing w:before="24" w:after="24"/>
               <w:rPr>
-                <w:rFonts w:cs="Readex Pro Light"/>
                 <w:color w:val="000000"/>
               </w:rPr>
             </w:pPr>
             <w:r>
               <w:rPr>
-                <w:rFonts w:cs="Readex Pro Light"/>
                 <w:color w:val="000000"/>
               </w:rPr>
               <w:t xml:space="preserve">Note: For a new position request, the requestor must submit an approved Job Description, the updated Organizational Structure, and an approved and signed Personnel Requisition Form. For an existing position, only the approved and signed Personnel Requisition Form is required. </w:t>
@@ -2700,7 +2877,6 @@
             <w:pPr>
               <w:spacing w:before="24" w:after="24"/>
               <w:rPr>
-                <w:rFonts w:cs="Readex Pro Light"/>
                 <w:color w:val="000000"/>
               </w:rPr>
             </w:pPr>
@@ -2712,7 +2888,6 @@
             </w:pPr>
             <w:r>
               <w:rPr>
-                <w:rFonts w:ascii="Montserrat" w:hAnsi="Montserrat"/>
                 <w:color w:val="000000"/>
                 <w:rtl/>
               </w:rPr>
@@ -2730,7 +2905,7 @@
         <w:tc>
           <w:tcPr>
             <w:tcW w:w="10770" w:type="dxa"/>
-            <w:gridSpan w:val="7"/>
+            <w:gridSpan w:val="10"/>
             <w:tcBorders>
               <w:top w:val="nil"/>
               <w:left w:val="nil"/>
@@ -6529,7 +6704,6 @@
       <w:jc w:val="center"/>
     </w:pPr>
     <w:rPr>
-      <w:rFonts w:ascii="Montserrat" w:hAnsi="Montserrat"/>
       <w:b w:val="0"/>
       <w:color w:val="8B0101"/>
       <w:szCs w:val="24"/>
@@ -6564,7 +6738,6 @@
       <w:jc w:val="center"/>
     </w:pPr>
     <w:rPr>
-      <w:rFonts w:ascii="Montserrat" w:hAnsi="Montserrat" w:cs="Readex Pro Light"/>
       <w:b w:val="0"/>
       <w:color w:val="8B0101"/>
       <w:szCs w:val="20"/>
@@ -6600,7 +6773,6 @@
       <w:ind w:hanging="360"/>
     </w:pPr>
     <w:rPr>
-      <w:rFonts w:ascii="Montserrat" w:hAnsi="Montserrat"/>
       <w:b w:val="0"/>
       <w:color w:val="8B0101"/>
       <w:sz w:val="18"/>
@@ -7353,7 +7525,6 @@
     <w:basedOn w:val="Normal"/>
     <w:rsid w:val="00C97791"/>
     <w:rPr>
-      <w:rFonts w:ascii="Montserrat" w:hAnsi="Montserrat" w:cs="Readex Pro Light"/>
       <w:sz w:val="28"/>
       <w:lang w:val="en-AU"/>
     </w:rPr>
@@ -7423,7 +7594,7 @@
       <w:spacing w:before="100" w:beforeAutospacing="1" w:after="100" w:afterAutospacing="1"/>
     </w:pPr>
     <w:rPr>
-      <w:rFonts w:ascii="Montserrat" w:eastAsia="Times New Roman" w:hAnsi="Montserrat" w:cs="Readex Pro Light"/>
+      <w:rFonts w:eastAsia="Times New Roman"/>
       <w:sz w:val="24"/>
       <w:szCs w:val="24"/>
     </w:rPr>
